--- a/Application/Documentation/02b_HTML_Reports_Broader.docx
+++ b/Application/Documentation/02b_HTML_Reports_Broader.docx
@@ -168,7 +168,7 @@
           <w:sz w:val="22"/>
           <w:szCs w:val="22"/>
         </w:rPr>
-        <w:t xml:space="preserve">PDF Forensics Suite produces twelve HTML reports from its analysis database. Each report opens in any web browser as a self-contained interactive file. You can sort any column by clicking its header, filter rows by typing in the boxes below the headers, and export the current view to a spreadsheet using the CSV export buttons.</w:t>
+        <w:t xml:space="preserve">PDF Forensics Suite produces sixteen HTML reports from its analysis database. Each report opens in any web browser as a self-contained interactive file. You can sort any column by clicking its header, filter rows by typing in the boxes below the headers, and export the current view to a spreadsheet using the CSV export buttons.</w:t>
       </w:r>
     </w:p>
     <w:p>
@@ -10330,6 +10330,719 @@
           <w:szCs w:val="22"/>
         </w:rPr>
         <w:t xml:space="preserve">The Likely Source classification is a heuristic based on resolution ranges. These ranges are typical but not universal — unusual scanner settings or heavily enlarged images can fall into unexpected categories.</w:t>
+      </w:r>
+    </w:p>
+    <w:p>
+      <w:pPr>
+        <w:pStyle w:val="Heading2"/>
+      </w:pPr>
+      <w:r>
+        <w:rPr>
+          <w:rFonts w:ascii="Arial" w:cs="Arial" w:eastAsia="Arial" w:hAnsi="Arial"/>
+        </w:rPr>
+        <w:t xml:space="preserve">2.13  Document Risk Summary</w:t>
+      </w:r>
+    </w:p>
+    <w:p>
+      <w:pPr>
+        <w:spacing w:after="80" w:before="80"/>
+      </w:pPr>
+      <w:r>
+        <w:rPr>
+          <w:rFonts w:ascii="Arial" w:cs="Arial" w:eastAsia="Arial" w:hAnsi="Arial"/>
+          <w:color w:val="000000"/>
+          <w:sz w:val="22"/>
+          <w:szCs w:val="22"/>
+        </w:rPr>
+        <w:t xml:space="preserve">One row for each PDF you have analyzed, ranked from the most suspicious document to the least. While the High-Risk Images report ranks individual images, this report ranks whole documents. It is the best place to start when you have many files and need to decide which to examine first. In the program’s report menu it appears at the top of the Document Overview group. The document filename column is frozen on the left.</w:t>
+      </w:r>
+    </w:p>
+    <w:p>
+      <w:pPr>
+        <w:pStyle w:val="Heading3"/>
+      </w:pPr>
+      <w:r>
+        <w:rPr>
+          <w:rFonts w:ascii="Arial" w:cs="Arial" w:eastAsia="Arial" w:hAnsi="Arial"/>
+        </w:rPr>
+        <w:t xml:space="preserve">What Each Column Shows</w:t>
+      </w:r>
+    </w:p>
+    <w:tbl>
+      <w:tblPr>
+        <w:tblW w:type="dxa" w:w="9360"/>
+        <w:tblBorders>
+          <w:top w:val="single" w:color="auto" w:sz="4"/>
+          <w:left w:val="single" w:color="auto" w:sz="4"/>
+          <w:bottom w:val="single" w:color="auto" w:sz="4"/>
+          <w:right w:val="single" w:color="auto" w:sz="4"/>
+          <w:insideH w:val="single" w:color="auto" w:sz="4"/>
+          <w:insideV w:val="single" w:color="auto" w:sz="4"/>
+        </w:tblBorders>
+      </w:tblPr>
+      <w:tblGrid>
+        <w:gridCol w:w="2200"/>
+        <w:gridCol w:w="7160"/>
+      </w:tblGrid>
+      <w:tr>
+        <w:tc>
+          <w:tcPr>
+            <w:tcW w:type="dxa" w:w="2200"/>
+            <w:tcBorders>
+              <w:top w:val="single" w:color="CCCCCC" w:sz="1"/>
+              <w:left w:val="single" w:color="CCCCCC" w:sz="1"/>
+              <w:bottom w:val="single" w:color="CCCCCC" w:sz="1"/>
+              <w:right w:val="single" w:color="CCCCCC" w:sz="1"/>
+            </w:tcBorders>
+            <w:shd w:fill="2B2B2B" w:val="clear"/>
+            <w:tcMar>
+              <w:top w:type="dxa" w:w="80"/>
+              <w:left w:type="dxa" w:w="120"/>
+              <w:bottom w:type="dxa" w:w="80"/>
+              <w:right w:type="dxa" w:w="120"/>
+            </w:tcMar>
+          </w:tcPr>
+          <w:p>
+            <w:r>
+              <w:rPr>
+                <w:rFonts w:ascii="Arial" w:cs="Arial" w:eastAsia="Arial" w:hAnsi="Arial"/>
+                <w:b/>
+                <w:bCs/>
+                <w:color w:val="FFFFFF"/>
+                <w:sz w:val="18"/>
+                <w:szCs w:val="18"/>
+              </w:rPr>
+              <w:t xml:space="preserve">Column</w:t>
+            </w:r>
+          </w:p>
+        </w:tc>
+        <w:tc>
+          <w:tcPr>
+            <w:tcW w:type="dxa" w:w="7160"/>
+            <w:tcBorders>
+              <w:top w:val="single" w:color="CCCCCC" w:sz="1"/>
+              <w:left w:val="single" w:color="CCCCCC" w:sz="1"/>
+              <w:bottom w:val="single" w:color="CCCCCC" w:sz="1"/>
+              <w:right w:val="single" w:color="CCCCCC" w:sz="1"/>
+            </w:tcBorders>
+            <w:shd w:fill="2B2B2B" w:val="clear"/>
+            <w:tcMar>
+              <w:top w:type="dxa" w:w="80"/>
+              <w:left w:type="dxa" w:w="120"/>
+              <w:bottom w:type="dxa" w:w="80"/>
+              <w:right w:type="dxa" w:w="120"/>
+            </w:tcMar>
+          </w:tcPr>
+          <w:p>
+            <w:r>
+              <w:rPr>
+                <w:rFonts w:ascii="Arial" w:cs="Arial" w:eastAsia="Arial" w:hAnsi="Arial"/>
+                <w:b/>
+                <w:bCs/>
+                <w:color w:val="FFFFFF"/>
+                <w:sz w:val="18"/>
+                <w:szCs w:val="18"/>
+              </w:rPr>
+              <w:t xml:space="preserve">What It Shows</w:t>
+            </w:r>
+          </w:p>
+        </w:tc>
+      </w:tr>
+      <w:tr>
+        <w:tc>
+          <w:tcPr>
+            <w:tcW w:type="dxa" w:w="2200"/>
+            <w:tcBorders>
+              <w:top w:val="single" w:color="CCCCCC" w:sz="1"/>
+              <w:left w:val="single" w:color="CCCCCC" w:sz="1"/>
+              <w:bottom w:val="single" w:color="CCCCCC" w:sz="1"/>
+              <w:right w:val="single" w:color="CCCCCC" w:sz="1"/>
+            </w:tcBorders>
+            <w:shd w:fill="FFFFFF" w:val="clear"/>
+            <w:tcMar>
+              <w:top w:type="dxa" w:w="80"/>
+              <w:left w:type="dxa" w:w="120"/>
+              <w:bottom w:type="dxa" w:w="80"/>
+              <w:right w:type="dxa" w:w="120"/>
+            </w:tcMar>
+          </w:tcPr>
+          <w:p>
+            <w:r>
+              <w:rPr>
+                <w:rFonts w:ascii="Arial" w:cs="Arial" w:eastAsia="Arial" w:hAnsi="Arial"/>
+                <w:b w:val="false"/>
+                <w:bCs w:val="false"/>
+                <w:color w:val="000000"/>
+                <w:sz w:val="18"/>
+                <w:szCs w:val="18"/>
+              </w:rPr>
+              <w:t xml:space="preserve">Filename</w:t>
+            </w:r>
+          </w:p>
+        </w:tc>
+        <w:tc>
+          <w:tcPr>
+            <w:tcW w:type="dxa" w:w="7160"/>
+            <w:tcBorders>
+              <w:top w:val="single" w:color="CCCCCC" w:sz="1"/>
+              <w:left w:val="single" w:color="CCCCCC" w:sz="1"/>
+              <w:bottom w:val="single" w:color="CCCCCC" w:sz="1"/>
+              <w:right w:val="single" w:color="CCCCCC" w:sz="1"/>
+            </w:tcBorders>
+            <w:shd w:fill="FFFFFF" w:val="clear"/>
+            <w:tcMar>
+              <w:top w:type="dxa" w:w="80"/>
+              <w:left w:type="dxa" w:w="120"/>
+              <w:bottom w:type="dxa" w:w="80"/>
+              <w:right w:type="dxa" w:w="120"/>
+            </w:tcMar>
+          </w:tcPr>
+          <w:p>
+            <w:r>
+              <w:rPr>
+                <w:rFonts w:ascii="Arial" w:cs="Arial" w:eastAsia="Arial" w:hAnsi="Arial"/>
+                <w:b w:val="false"/>
+                <w:bCs w:val="false"/>
+                <w:color w:val="000000"/>
+                <w:sz w:val="18"/>
+                <w:szCs w:val="18"/>
+              </w:rPr>
+              <w:t xml:space="preserve">The PDF this row describes.</w:t>
+            </w:r>
+          </w:p>
+        </w:tc>
+      </w:tr>
+      <w:tr>
+        <w:tc>
+          <w:tcPr>
+            <w:tcW w:type="dxa" w:w="2200"/>
+            <w:tcBorders>
+              <w:top w:val="single" w:color="CCCCCC" w:sz="1"/>
+              <w:left w:val="single" w:color="CCCCCC" w:sz="1"/>
+              <w:bottom w:val="single" w:color="CCCCCC" w:sz="1"/>
+              <w:right w:val="single" w:color="CCCCCC" w:sz="1"/>
+            </w:tcBorders>
+            <w:shd w:fill="FFFFFF" w:val="clear"/>
+            <w:tcMar>
+              <w:top w:type="dxa" w:w="80"/>
+              <w:left w:type="dxa" w:w="120"/>
+              <w:bottom w:type="dxa" w:w="80"/>
+              <w:right w:type="dxa" w:w="120"/>
+            </w:tcMar>
+          </w:tcPr>
+          <w:p>
+            <w:r>
+              <w:rPr>
+                <w:rFonts w:ascii="Arial" w:cs="Arial" w:eastAsia="Arial" w:hAnsi="Arial"/>
+                <w:b w:val="false"/>
+                <w:bCs w:val="false"/>
+                <w:color w:val="000000"/>
+                <w:sz w:val="18"/>
+                <w:szCs w:val="18"/>
+              </w:rPr>
+              <w:t xml:space="preserve">Document Risk</w:t>
+            </w:r>
+          </w:p>
+        </w:tc>
+        <w:tc>
+          <w:tcPr>
+            <w:tcW w:type="dxa" w:w="7160"/>
+            <w:tcBorders>
+              <w:top w:val="single" w:color="CCCCCC" w:sz="1"/>
+              <w:left w:val="single" w:color="CCCCCC" w:sz="1"/>
+              <w:bottom w:val="single" w:color="CCCCCC" w:sz="1"/>
+              <w:right w:val="single" w:color="CCCCCC" w:sz="1"/>
+            </w:tcBorders>
+            <w:shd w:fill="FFFFFF" w:val="clear"/>
+            <w:tcMar>
+              <w:top w:type="dxa" w:w="80"/>
+              <w:left w:type="dxa" w:w="120"/>
+              <w:bottom w:type="dxa" w:w="80"/>
+              <w:right w:type="dxa" w:w="120"/>
+            </w:tcMar>
+          </w:tcPr>
+          <w:p>
+            <w:r>
+              <w:rPr>
+                <w:rFonts w:ascii="Arial" w:cs="Arial" w:eastAsia="Arial" w:hAnsi="Arial"/>
+                <w:b w:val="false"/>
+                <w:bCs w:val="false"/>
+                <w:color w:val="000000"/>
+                <w:sz w:val="18"/>
+                <w:szCs w:val="18"/>
+              </w:rPr>
+              <w:t xml:space="preserve">A score from 0 to 100 for the document as a whole. It combines page-level irregularities (text laid over the page, fonts that do not fit) with a small addition when the document contains reviewer comments. See the Risk Scoring guide for what the number means.</w:t>
+            </w:r>
+          </w:p>
+        </w:tc>
+      </w:tr>
+      <w:tr>
+        <w:tc>
+          <w:tcPr>
+            <w:tcW w:type="dxa" w:w="2200"/>
+            <w:tcBorders>
+              <w:top w:val="single" w:color="CCCCCC" w:sz="1"/>
+              <w:left w:val="single" w:color="CCCCCC" w:sz="1"/>
+              <w:bottom w:val="single" w:color="CCCCCC" w:sz="1"/>
+              <w:right w:val="single" w:color="CCCCCC" w:sz="1"/>
+            </w:tcBorders>
+            <w:shd w:fill="FFFFFF" w:val="clear"/>
+            <w:tcMar>
+              <w:top w:type="dxa" w:w="80"/>
+              <w:left w:type="dxa" w:w="120"/>
+              <w:bottom w:type="dxa" w:w="80"/>
+              <w:right w:type="dxa" w:w="120"/>
+            </w:tcMar>
+          </w:tcPr>
+          <w:p>
+            <w:r>
+              <w:rPr>
+                <w:rFonts w:ascii="Arial" w:cs="Arial" w:eastAsia="Arial" w:hAnsi="Arial"/>
+                <w:b w:val="false"/>
+                <w:bCs w:val="false"/>
+                <w:color w:val="000000"/>
+                <w:sz w:val="18"/>
+                <w:szCs w:val="18"/>
+              </w:rPr>
+              <w:t xml:space="preserve">Highest Page Risk</w:t>
+            </w:r>
+          </w:p>
+        </w:tc>
+        <w:tc>
+          <w:tcPr>
+            <w:tcW w:type="dxa" w:w="7160"/>
+            <w:tcBorders>
+              <w:top w:val="single" w:color="CCCCCC" w:sz="1"/>
+              <w:left w:val="single" w:color="CCCCCC" w:sz="1"/>
+              <w:bottom w:val="single" w:color="CCCCCC" w:sz="1"/>
+              <w:right w:val="single" w:color="CCCCCC" w:sz="1"/>
+            </w:tcBorders>
+            <w:shd w:fill="FFFFFF" w:val="clear"/>
+            <w:tcMar>
+              <w:top w:type="dxa" w:w="80"/>
+              <w:left w:type="dxa" w:w="120"/>
+              <w:bottom w:type="dxa" w:w="80"/>
+              <w:right w:type="dxa" w:w="120"/>
+            </w:tcMar>
+          </w:tcPr>
+          <w:p>
+            <w:r>
+              <w:rPr>
+                <w:rFonts w:ascii="Arial" w:cs="Arial" w:eastAsia="Arial" w:hAnsi="Arial"/>
+                <w:b w:val="false"/>
+                <w:bCs w:val="false"/>
+                <w:color w:val="000000"/>
+                <w:sz w:val="18"/>
+                <w:szCs w:val="18"/>
+              </w:rPr>
+              <w:t xml:space="preserve">The score of the single most suspicious page in the document.</w:t>
+            </w:r>
+          </w:p>
+        </w:tc>
+      </w:tr>
+      <w:tr>
+        <w:tc>
+          <w:tcPr>
+            <w:tcW w:type="dxa" w:w="2200"/>
+            <w:tcBorders>
+              <w:top w:val="single" w:color="CCCCCC" w:sz="1"/>
+              <w:left w:val="single" w:color="CCCCCC" w:sz="1"/>
+              <w:bottom w:val="single" w:color="CCCCCC" w:sz="1"/>
+              <w:right w:val="single" w:color="CCCCCC" w:sz="1"/>
+            </w:tcBorders>
+            <w:shd w:fill="FFFFFF" w:val="clear"/>
+            <w:tcMar>
+              <w:top w:type="dxa" w:w="80"/>
+              <w:left w:type="dxa" w:w="120"/>
+              <w:bottom w:type="dxa" w:w="80"/>
+              <w:right w:type="dxa" w:w="120"/>
+            </w:tcMar>
+          </w:tcPr>
+          <w:p>
+            <w:r>
+              <w:rPr>
+                <w:rFonts w:ascii="Arial" w:cs="Arial" w:eastAsia="Arial" w:hAnsi="Arial"/>
+                <w:b w:val="false"/>
+                <w:bCs w:val="false"/>
+                <w:color w:val="000000"/>
+                <w:sz w:val="18"/>
+                <w:szCs w:val="18"/>
+              </w:rPr>
+              <w:t xml:space="preserve">Contributing Findings</w:t>
+            </w:r>
+          </w:p>
+        </w:tc>
+        <w:tc>
+          <w:tcPr>
+            <w:tcW w:type="dxa" w:w="7160"/>
+            <w:tcBorders>
+              <w:top w:val="single" w:color="CCCCCC" w:sz="1"/>
+              <w:left w:val="single" w:color="CCCCCC" w:sz="1"/>
+              <w:bottom w:val="single" w:color="CCCCCC" w:sz="1"/>
+              <w:right w:val="single" w:color="CCCCCC" w:sz="1"/>
+            </w:tcBorders>
+            <w:shd w:fill="FFFFFF" w:val="clear"/>
+            <w:tcMar>
+              <w:top w:type="dxa" w:w="80"/>
+              <w:left w:type="dxa" w:w="120"/>
+              <w:bottom w:type="dxa" w:w="80"/>
+              <w:right w:type="dxa" w:w="120"/>
+            </w:tcMar>
+          </w:tcPr>
+          <w:p>
+            <w:r>
+              <w:rPr>
+                <w:rFonts w:ascii="Arial" w:cs="Arial" w:eastAsia="Arial" w:hAnsi="Arial"/>
+                <w:b w:val="false"/>
+                <w:bCs w:val="false"/>
+                <w:color w:val="000000"/>
+                <w:sz w:val="18"/>
+                <w:szCs w:val="18"/>
+              </w:rPr>
+              <w:t xml:space="preserve">Which kinds of page-level irregularity were found (overlaid text, font mismatches). Blank if none were found.</w:t>
+            </w:r>
+          </w:p>
+        </w:tc>
+      </w:tr>
+      <w:tr>
+        <w:tc>
+          <w:tcPr>
+            <w:tcW w:type="dxa" w:w="2200"/>
+            <w:tcBorders>
+              <w:top w:val="single" w:color="CCCCCC" w:sz="1"/>
+              <w:left w:val="single" w:color="CCCCCC" w:sz="1"/>
+              <w:bottom w:val="single" w:color="CCCCCC" w:sz="1"/>
+              <w:right w:val="single" w:color="CCCCCC" w:sz="1"/>
+            </w:tcBorders>
+            <w:shd w:fill="FFFFFF" w:val="clear"/>
+            <w:tcMar>
+              <w:top w:type="dxa" w:w="80"/>
+              <w:left w:type="dxa" w:w="120"/>
+              <w:bottom w:type="dxa" w:w="80"/>
+              <w:right w:type="dxa" w:w="120"/>
+            </w:tcMar>
+          </w:tcPr>
+          <w:p>
+            <w:r>
+              <w:rPr>
+                <w:rFonts w:ascii="Arial" w:cs="Arial" w:eastAsia="Arial" w:hAnsi="Arial"/>
+                <w:b w:val="false"/>
+                <w:bCs w:val="false"/>
+                <w:color w:val="000000"/>
+                <w:sz w:val="18"/>
+                <w:szCs w:val="18"/>
+              </w:rPr>
+              <w:t xml:space="preserve">Comments</w:t>
+            </w:r>
+          </w:p>
+        </w:tc>
+        <w:tc>
+          <w:tcPr>
+            <w:tcW w:type="dxa" w:w="7160"/>
+            <w:tcBorders>
+              <w:top w:val="single" w:color="CCCCCC" w:sz="1"/>
+              <w:left w:val="single" w:color="CCCCCC" w:sz="1"/>
+              <w:bottom w:val="single" w:color="CCCCCC" w:sz="1"/>
+              <w:right w:val="single" w:color="CCCCCC" w:sz="1"/>
+            </w:tcBorders>
+            <w:shd w:fill="FFFFFF" w:val="clear"/>
+            <w:tcMar>
+              <w:top w:type="dxa" w:w="80"/>
+              <w:left w:type="dxa" w:w="120"/>
+              <w:bottom w:type="dxa" w:w="80"/>
+              <w:right w:type="dxa" w:w="120"/>
+            </w:tcMar>
+          </w:tcPr>
+          <w:p>
+            <w:r>
+              <w:rPr>
+                <w:rFonts w:ascii="Arial" w:cs="Arial" w:eastAsia="Arial" w:hAnsi="Arial"/>
+                <w:b w:val="false"/>
+                <w:bCs w:val="false"/>
+                <w:color w:val="000000"/>
+                <w:sz w:val="18"/>
+                <w:szCs w:val="18"/>
+              </w:rPr>
+              <w:t xml:space="preserve">How many reviewer comments or sticky-note annotations the document contains.</w:t>
+            </w:r>
+          </w:p>
+        </w:tc>
+      </w:tr>
+      <w:tr>
+        <w:tc>
+          <w:tcPr>
+            <w:tcW w:type="dxa" w:w="2200"/>
+            <w:tcBorders>
+              <w:top w:val="single" w:color="CCCCCC" w:sz="1"/>
+              <w:left w:val="single" w:color="CCCCCC" w:sz="1"/>
+              <w:bottom w:val="single" w:color="CCCCCC" w:sz="1"/>
+              <w:right w:val="single" w:color="CCCCCC" w:sz="1"/>
+            </w:tcBorders>
+            <w:shd w:fill="FFFFFF" w:val="clear"/>
+            <w:tcMar>
+              <w:top w:type="dxa" w:w="80"/>
+              <w:left w:type="dxa" w:w="120"/>
+              <w:bottom w:type="dxa" w:w="80"/>
+              <w:right w:type="dxa" w:w="120"/>
+            </w:tcMar>
+          </w:tcPr>
+          <w:p>
+            <w:r>
+              <w:rPr>
+                <w:rFonts w:ascii="Arial" w:cs="Arial" w:eastAsia="Arial" w:hAnsi="Arial"/>
+                <w:b w:val="false"/>
+                <w:bCs w:val="false"/>
+                <w:color w:val="000000"/>
+                <w:sz w:val="18"/>
+                <w:szCs w:val="18"/>
+              </w:rPr>
+              <w:t xml:space="preserve">Pages</w:t>
+            </w:r>
+          </w:p>
+        </w:tc>
+        <w:tc>
+          <w:tcPr>
+            <w:tcW w:type="dxa" w:w="7160"/>
+            <w:tcBorders>
+              <w:top w:val="single" w:color="CCCCCC" w:sz="1"/>
+              <w:left w:val="single" w:color="CCCCCC" w:sz="1"/>
+              <w:bottom w:val="single" w:color="CCCCCC" w:sz="1"/>
+              <w:right w:val="single" w:color="CCCCCC" w:sz="1"/>
+            </w:tcBorders>
+            <w:shd w:fill="FFFFFF" w:val="clear"/>
+            <w:tcMar>
+              <w:top w:type="dxa" w:w="80"/>
+              <w:left w:type="dxa" w:w="120"/>
+              <w:bottom w:type="dxa" w:w="80"/>
+              <w:right w:type="dxa" w:w="120"/>
+            </w:tcMar>
+          </w:tcPr>
+          <w:p>
+            <w:r>
+              <w:rPr>
+                <w:rFonts w:ascii="Arial" w:cs="Arial" w:eastAsia="Arial" w:hAnsi="Arial"/>
+                <w:b w:val="false"/>
+                <w:bCs w:val="false"/>
+                <w:color w:val="000000"/>
+                <w:sz w:val="18"/>
+                <w:szCs w:val="18"/>
+              </w:rPr>
+              <w:t xml:space="preserve">The number of pages in the document.</w:t>
+            </w:r>
+          </w:p>
+        </w:tc>
+      </w:tr>
+      <w:tr>
+        <w:tc>
+          <w:tcPr>
+            <w:tcW w:type="dxa" w:w="2200"/>
+            <w:tcBorders>
+              <w:top w:val="single" w:color="CCCCCC" w:sz="1"/>
+              <w:left w:val="single" w:color="CCCCCC" w:sz="1"/>
+              <w:bottom w:val="single" w:color="CCCCCC" w:sz="1"/>
+              <w:right w:val="single" w:color="CCCCCC" w:sz="1"/>
+            </w:tcBorders>
+            <w:shd w:fill="FFFFFF" w:val="clear"/>
+            <w:tcMar>
+              <w:top w:type="dxa" w:w="80"/>
+              <w:left w:type="dxa" w:w="120"/>
+              <w:bottom w:type="dxa" w:w="80"/>
+              <w:right w:type="dxa" w:w="120"/>
+            </w:tcMar>
+          </w:tcPr>
+          <w:p>
+            <w:r>
+              <w:rPr>
+                <w:rFonts w:ascii="Arial" w:cs="Arial" w:eastAsia="Arial" w:hAnsi="Arial"/>
+                <w:b w:val="false"/>
+                <w:bCs w:val="false"/>
+                <w:color w:val="000000"/>
+                <w:sz w:val="18"/>
+                <w:szCs w:val="18"/>
+              </w:rPr>
+              <w:t xml:space="preserve">PDF MD5</w:t>
+            </w:r>
+          </w:p>
+        </w:tc>
+        <w:tc>
+          <w:tcPr>
+            <w:tcW w:type="dxa" w:w="7160"/>
+            <w:tcBorders>
+              <w:top w:val="single" w:color="CCCCCC" w:sz="1"/>
+              <w:left w:val="single" w:color="CCCCCC" w:sz="1"/>
+              <w:bottom w:val="single" w:color="CCCCCC" w:sz="1"/>
+              <w:right w:val="single" w:color="CCCCCC" w:sz="1"/>
+            </w:tcBorders>
+            <w:shd w:fill="FFFFFF" w:val="clear"/>
+            <w:tcMar>
+              <w:top w:type="dxa" w:w="80"/>
+              <w:left w:type="dxa" w:w="120"/>
+              <w:bottom w:type="dxa" w:w="80"/>
+              <w:right w:type="dxa" w:w="120"/>
+            </w:tcMar>
+          </w:tcPr>
+          <w:p>
+            <w:r>
+              <w:rPr>
+                <w:rFonts w:ascii="Arial" w:cs="Arial" w:eastAsia="Arial" w:hAnsi="Arial"/>
+                <w:b w:val="false"/>
+                <w:bCs w:val="false"/>
+                <w:color w:val="000000"/>
+                <w:sz w:val="18"/>
+                <w:szCs w:val="18"/>
+              </w:rPr>
+              <w:t xml:space="preserve">The document’s unique fingerprint.</w:t>
+            </w:r>
+          </w:p>
+        </w:tc>
+      </w:tr>
+    </w:tbl>
+    <w:p>
+      <w:pPr>
+        <w:pStyle w:val="Heading3"/>
+      </w:pPr>
+      <w:r>
+        <w:rPr>
+          <w:rFonts w:ascii="Arial" w:cs="Arial" w:eastAsia="Arial" w:hAnsi="Arial"/>
+        </w:rPr>
+        <w:t xml:space="preserve">What to Look For</w:t>
+      </w:r>
+    </w:p>
+    <w:p>
+      <w:pPr>
+        <w:pStyle w:val="ListParagraph"/>
+        <w:numPr>
+          <w:ilvl w:val="0"/>
+          <w:numId w:val="2"/>
+        </w:numPr>
+        <w:spacing w:after="60" w:before="60"/>
+      </w:pPr>
+      <w:r>
+        <w:rPr>
+          <w:rFonts w:ascii="Arial" w:cs="Arial" w:eastAsia="Arial" w:hAnsi="Arial"/>
+          <w:sz w:val="22"/>
+          <w:szCs w:val="22"/>
+        </w:rPr>
+        <w:t xml:space="preserve">Start at the top. The documents with the highest Document Risk are the ones most worth examining first.</w:t>
+      </w:r>
+    </w:p>
+    <w:p>
+      <w:pPr>
+        <w:pStyle w:val="ListParagraph"/>
+        <w:numPr>
+          <w:ilvl w:val="0"/>
+          <w:numId w:val="2"/>
+        </w:numPr>
+        <w:spacing w:after="60" w:before="60"/>
+      </w:pPr>
+      <w:r>
+        <w:rPr>
+          <w:rFonts w:ascii="Arial" w:cs="Arial" w:eastAsia="Arial" w:hAnsi="Arial"/>
+          <w:sz w:val="22"/>
+          <w:szCs w:val="22"/>
+        </w:rPr>
+        <w:t xml:space="preserve">If Document Risk is a little higher than Highest Page Risk, the difference is the small comment flag: the document contains reviewer comments that may be worth reading.</w:t>
+      </w:r>
+    </w:p>
+    <w:p>
+      <w:pPr>
+        <w:pStyle w:val="ListParagraph"/>
+        <w:numPr>
+          <w:ilvl w:val="0"/>
+          <w:numId w:val="2"/>
+        </w:numPr>
+        <w:spacing w:after="60" w:before="60"/>
+      </w:pPr>
+      <w:r>
+        <w:rPr>
+          <w:rFonts w:ascii="Arial" w:cs="Arial" w:eastAsia="Arial" w:hAnsi="Arial"/>
+          <w:sz w:val="22"/>
+          <w:szCs w:val="22"/>
+        </w:rPr>
+        <w:t xml:space="preserve">Use Contributing Findings to decide which detail report to open next, such as the Text Overlay or Font Anomaly report.</w:t>
+      </w:r>
+    </w:p>
+    <w:p>
+      <w:pPr>
+        <w:pStyle w:val="ListParagraph"/>
+        <w:numPr>
+          <w:ilvl w:val="0"/>
+          <w:numId w:val="2"/>
+        </w:numPr>
+        <w:spacing w:after="60" w:before="60"/>
+      </w:pPr>
+      <w:r>
+        <w:rPr>
+          <w:rFonts w:ascii="Arial" w:cs="Arial" w:eastAsia="Arial" w:hAnsi="Arial"/>
+          <w:sz w:val="22"/>
+          <w:szCs w:val="22"/>
+        </w:rPr>
+        <w:t xml:space="preserve">A document can have a Document Risk of 0 and still contain suspicious individual images, so check the High-Risk Images report as well.</w:t>
+      </w:r>
+    </w:p>
+    <w:p>
+      <w:pPr>
+        <w:pStyle w:val="Heading3"/>
+      </w:pPr>
+      <w:r>
+        <w:rPr>
+          <w:rFonts w:ascii="Arial" w:cs="Arial" w:eastAsia="Arial" w:hAnsi="Arial"/>
+        </w:rPr>
+        <w:t xml:space="preserve">Limitations and Caveats</w:t>
+      </w:r>
+    </w:p>
+    <w:p>
+      <w:pPr>
+        <w:pStyle w:val="ListParagraph"/>
+        <w:numPr>
+          <w:ilvl w:val="0"/>
+          <w:numId w:val="2"/>
+        </w:numPr>
+        <w:spacing w:after="60" w:before="60"/>
+      </w:pPr>
+      <w:r>
+        <w:rPr>
+          <w:rFonts w:ascii="Arial" w:cs="Arial" w:eastAsia="Arial" w:hAnsi="Arial"/>
+          <w:sz w:val="22"/>
+          <w:szCs w:val="22"/>
+        </w:rPr>
+        <w:t xml:space="preserve">A high Document Risk is a prompt to look, not a conclusion of wrongdoing. Many page-level irregularities have innocent explanations, which the Risk Scoring guide describes.</w:t>
+      </w:r>
+    </w:p>
+    <w:p>
+      <w:pPr>
+        <w:pStyle w:val="ListParagraph"/>
+        <w:numPr>
+          <w:ilvl w:val="0"/>
+          <w:numId w:val="2"/>
+        </w:numPr>
+        <w:spacing w:after="60" w:before="60"/>
+      </w:pPr>
+      <w:r>
+        <w:rPr>
+          <w:rFonts w:ascii="Arial" w:cs="Arial" w:eastAsia="Arial" w:hAnsi="Arial"/>
+          <w:sz w:val="22"/>
+          <w:szCs w:val="22"/>
+        </w:rPr>
+        <w:t xml:space="preserve">The comment count adds only a small, fixed amount and never, on its own, makes an otherwise clean document look suspicious.</w:t>
+      </w:r>
+    </w:p>
+    <w:p>
+      <w:pPr>
+        <w:pStyle w:val="ListParagraph"/>
+        <w:numPr>
+          <w:ilvl w:val="0"/>
+          <w:numId w:val="2"/>
+        </w:numPr>
+        <w:spacing w:after="60" w:before="60"/>
+      </w:pPr>
+      <w:r>
+        <w:rPr>
+          <w:rFonts w:ascii="Arial" w:cs="Arial" w:eastAsia="Arial" w:hAnsi="Arial"/>
+          <w:sz w:val="22"/>
+          <w:szCs w:val="22"/>
+        </w:rPr>
+        <w:t xml:space="preserve">This report summarizes only page-level and document-level signals. Irregularities tied to specific images are scored separately and shown in the High-Risk Images report.</w:t>
       </w:r>
     </w:p>
     <w:p>

--- a/Application/Documentation/02b_HTML_Reports_Broader.docx
+++ b/Application/Documentation/02b_HTML_Reports_Broader.docx
@@ -4503,7 +4503,7 @@
           <w:sz w:val="22"/>
           <w:szCs w:val="22"/>
         </w:rPr>
-        <w:t xml:space="preserve">Documents that have been edited after their initial creation. A PDF records a special end-of-file marker (%%EOF) each time it is saved. If a document has been modified and re-saved, it will have more than one such marker. This report shows only documents with two or more markers — i.e., documents that have been modified at least once after their original creation.</w:t>
+        <w:t xml:space="preserve">Documents that have been edited after their initial creation. A PDF records a special end-of-file marker (%%EOF) each time it is saved. If a document has been modified and re-saved, it will have more than one such marker. This report shows only documents with two or more markers — i.e., documents that have been modified at least once after their original creation. One exception: files prepared for fast web viewing (‘linearized’ files) legitimately contain two markers straight from the printer, so those appear only when they have three or more. The Linearized column shows what the tool detected for each file.</w:t>
       </w:r>
     </w:p>
     <w:p>
@@ -4817,6 +4817,70 @@
                 <w:sz w:val="18"/>
                 <w:szCs w:val="18"/>
               </w:rPr>
+              <w:t xml:space="preserve">Linearized</w:t>
+            </w:r>
+          </w:p>
+        </w:tc>
+        <w:tc>
+          <w:tcPr>
+            <w:tcW w:type="dxa" w:w="6552"/>
+            <w:tcBorders>
+              <w:top w:val="single" w:color="CCCCCC" w:sz="1"/>
+              <w:left w:val="single" w:color="CCCCCC" w:sz="1"/>
+              <w:bottom w:val="single" w:color="CCCCCC" w:sz="1"/>
+              <w:right w:val="single" w:color="CCCCCC" w:sz="1"/>
+            </w:tcBorders>
+            <w:shd w:fill="FFFFFF" w:val="clear"/>
+            <w:tcMar>
+              <w:top w:type="dxa" w:w="80"/>
+              <w:left w:type="dxa" w:w="120"/>
+              <w:bottom w:type="dxa" w:w="80"/>
+              <w:right w:type="dxa" w:w="120"/>
+            </w:tcMar>
+          </w:tcPr>
+          <w:p>
+            <w:r>
+              <w:rPr>
+                <w:rFonts w:ascii="Arial" w:cs="Arial" w:eastAsia="Arial" w:hAnsi="Arial"/>
+                <w:b w:val="false"/>
+                <w:bCs w:val="false"/>
+                <w:color w:val="000000"/>
+                <w:sz w:val="18"/>
+                <w:szCs w:val="18"/>
+              </w:rPr>
+              <w:t xml:space="preserve">Whether the file was prepared for fast web viewing. ‘True’ means two markers are normal for this file; ‘indeterminate’ means the tool could not read the start of the file to tell.</w:t>
+            </w:r>
+          </w:p>
+        </w:tc>
+      </w:tr>
+      <w:tr>
+        <w:tc>
+          <w:tcPr>
+            <w:tcW w:type="dxa" w:w="2808"/>
+            <w:tcBorders>
+              <w:top w:val="single" w:color="CCCCCC" w:sz="1"/>
+              <w:left w:val="single" w:color="CCCCCC" w:sz="1"/>
+              <w:bottom w:val="single" w:color="CCCCCC" w:sz="1"/>
+              <w:right w:val="single" w:color="CCCCCC" w:sz="1"/>
+            </w:tcBorders>
+            <w:shd w:fill="FFFFFF" w:val="clear"/>
+            <w:tcMar>
+              <w:top w:type="dxa" w:w="80"/>
+              <w:left w:type="dxa" w:w="120"/>
+              <w:bottom w:type="dxa" w:w="80"/>
+              <w:right w:type="dxa" w:w="120"/>
+            </w:tcMar>
+          </w:tcPr>
+          <w:p>
+            <w:r>
+              <w:rPr>
+                <w:rFonts w:ascii="Arial" w:cs="Arial" w:eastAsia="Arial" w:hAnsi="Arial"/>
+                <w:b/>
+                <w:bCs/>
+                <w:color w:val="000000"/>
+                <w:sz w:val="18"/>
+                <w:szCs w:val="18"/>
+              </w:rPr>
               <w:t xml:space="preserve">First EOF Offset</w:t>
             </w:r>
           </w:p>
@@ -10571,7 +10635,7 @@
                 <w:sz w:val="18"/>
                 <w:szCs w:val="18"/>
               </w:rPr>
-              <w:t xml:space="preserve">A score from 0 to 100 for the document as a whole. It combines page-level irregularities (text laid over the page, fonts that do not fit) with a small addition when the document contains reviewer comments. See the Risk Scoring guide for what the number means.</w:t>
+              <w:t xml:space="preserve">A score from 0 to 100 for the document as a whole. It combines page-level irregularities (text laid over the page, fonts that do not fit, redactions that were never applied) with document-wide ones (contradictory or disagreeing dates and records, changes made after the document was signed, images from different capture devices, structural warnings) and a small addition when the document contains reviewer comments. See the Risk Scoring guide for what the number means.</w:t>
             </w:r>
           </w:p>
         </w:tc>
@@ -10941,7 +11005,7 @@
           <w:sz w:val="22"/>
           <w:szCs w:val="22"/>
         </w:rPr>
-        <w:t xml:space="preserve">If Document Risk is a little higher than Highest Page Risk, the difference is the small comment flag: the document contains reviewer comments that may be worth reading.</w:t>
+        <w:t xml:space="preserve">If Document Risk is higher than Highest Page Risk, the difference comes from document-wide findings — such as disagreeing records, changes after signing, or mixed capture devices — and, when present, the small reviewer-comment flag. The Contributing Findings column names the kinds involved.</w:t>
       </w:r>
     </w:p>
     <w:p>
@@ -11072,7 +11136,7 @@
           <w:sz w:val="22"/>
           <w:szCs w:val="22"/>
         </w:rPr>
-        <w:t xml:space="preserve">All twelve reports share these interactive features:</w:t>
+        <w:t xml:space="preserve">All sixteen reports share these interactive features:</w:t>
       </w:r>
     </w:p>
     <w:p>

--- a/Application/Documentation/02b_HTML_Reports_Broader.docx
+++ b/Application/Documentation/02b_HTML_Reports_Broader.docx
@@ -111,7 +111,7 @@
           <w:sz w:val="22"/>
           <w:szCs w:val="22"/>
         </w:rPr>
-        <w:t xml:space="preserve">Document Date: April 21, 2026</w:t>
+        <w:t xml:space="preserve">Document Date: October 6, 2026 · Build 2026-10-06</w:t>
       </w:r>
     </w:p>
     <w:p>
@@ -11111,6 +11111,56 @@
     </w:p>
     <w:p>
       <w:pPr>
+        <w:pStyle w:val="Heading2"/>
+      </w:pPr>
+      <w:r>
+        <w:rPr>
+          <w:rFonts w:ascii="Arial" w:cs="Arial" w:eastAsia="Arial" w:hAnsi="Arial"/>
+        </w:rPr>
+        <w:t xml:space="preserve">2.14  Version Anachronism</w:t>
+      </w:r>
+    </w:p>
+    <w:p>
+      <w:pPr>
+        <w:spacing w:after="80" w:before="80"/>
+      </w:pPr>
+      <w:r>
+        <w:rPr>
+          <w:rFonts w:ascii="Arial" w:cs="Arial" w:eastAsia="Arial" w:hAnsi="Arial"/>
+          <w:color w:val="000000"/>
+          <w:sz w:val="22"/>
+          <w:szCs w:val="22"/>
+        </w:rPr>
+        <w:t xml:space="preserve">Lists any document that uses PDF features which require a newer version of the format than the document claims to be. Because the version label is easy to edit but the features inside are not, a file that claims an old version yet contains newer features is worth a closer look — especially if it also claims a creation date from before those features existed. The report explains, for each document, what it claims, what it actually requires, and why; it also notes the innocent explanations, so a small mismatch is treated as something to check rather than proof of anything.</w:t>
+      </w:r>
+    </w:p>
+    <w:p>
+      <w:pPr>
+        <w:pStyle w:val="Heading2"/>
+      </w:pPr>
+      <w:r>
+        <w:rPr>
+          <w:rFonts w:ascii="Arial" w:cs="Arial" w:eastAsia="Arial" w:hAnsi="Arial"/>
+        </w:rPr>
+        <w:t xml:space="preserve">2.15  Document Risk Dossier</w:t>
+      </w:r>
+    </w:p>
+    <w:p>
+      <w:pPr>
+        <w:spacing w:after="80" w:before="80"/>
+      </w:pPr>
+      <w:r>
+        <w:rPr>
+          <w:rFonts w:ascii="Arial" w:cs="Arial" w:eastAsia="Arial" w:hAnsi="Arial"/>
+          <w:color w:val="000000"/>
+          <w:sz w:val="22"/>
+          <w:szCs w:val="22"/>
+        </w:rPr>
+        <w:t xml:space="preserve">A single table that brings together, for each document, every document-level warning the tool found — metadata problems, version issues, signs of editing after signing, structural warnings, mixed cameras, unapplied redactions, text overlays, font oddities, comments, save history, and high-risk images — next to its overall risk score. It is the best single place to see how a document’s score was built up from individual findings. No one column proves anything by itself; the point is to see the whole picture at once and decide where to look first.</w:t>
+      </w:r>
+    </w:p>
+    <w:p>
+      <w:pPr>
         <w:pStyle w:val="Heading1"/>
       </w:pPr>
       <w:r>
@@ -11136,7 +11186,7 @@
           <w:sz w:val="22"/>
           <w:szCs w:val="22"/>
         </w:rPr>
-        <w:t xml:space="preserve">All sixteen reports share these interactive features:</w:t>
+        <w:t xml:space="preserve">All eighteen reports share these interactive features:</w:t>
       </w:r>
     </w:p>
     <w:p>

--- a/Application/Documentation/02b_HTML_Reports_Broader.docx
+++ b/Application/Documentation/02b_HTML_Reports_Broader.docx
@@ -111,7 +111,7 @@
           <w:sz w:val="22"/>
           <w:szCs w:val="22"/>
         </w:rPr>
-        <w:t xml:space="preserve">Document Date: October 6, 2026 · Build 2026-10-06</w:t>
+        <w:t xml:space="preserve">Document Date: October 9, 2026 · Applies to PDF Forensics Suite v1.0.0, build 2026-10-09</w:t>
       </w:r>
     </w:p>
     <w:p>
@@ -168,7 +168,7 @@
           <w:sz w:val="22"/>
           <w:szCs w:val="22"/>
         </w:rPr>
-        <w:t xml:space="preserve">PDF Forensics Suite produces sixteen HTML reports from its analysis database. Each report opens in any web browser as a self-contained interactive file. You can sort any column by clicking its header, filter rows by typing in the boxes below the headers, and export the current view to a spreadsheet using the CSV export buttons.</w:t>
+        <w:t xml:space="preserve">PDF Forensics Suite produces twenty HTML reports from its analysis database, plus a visual overlay report, a risk spreadsheet and a case index (section 3). Each report opens in any web browser as a self-contained interactive file. You can sort any column by clicking its header, filter rows by typing in the boxes below the headers, and export the current view to a spreadsheet using the CSV export buttons.</w:t>
       </w:r>
     </w:p>
     <w:p>
@@ -1461,6 +1461,766 @@
           </w:p>
         </w:tc>
       </w:tr>
+      <w:tr>
+        <w:tc>
+          <w:tcPr>
+            <w:tcW w:type="dxa" w:w="702"/>
+            <w:tcBorders>
+              <w:top w:val="single" w:color="CCCCCC" w:sz="1"/>
+              <w:left w:val="single" w:color="CCCCCC" w:sz="1"/>
+              <w:bottom w:val="single" w:color="CCCCCC" w:sz="1"/>
+              <w:right w:val="single" w:color="CCCCCC" w:sz="1"/>
+            </w:tcBorders>
+            <w:shd w:fill="FFFFFF" w:val="clear"/>
+            <w:tcMar>
+              <w:top w:type="dxa" w:w="80"/>
+              <w:left w:type="dxa" w:w="120"/>
+              <w:bottom w:type="dxa" w:w="80"/>
+              <w:right w:type="dxa" w:w="120"/>
+            </w:tcMar>
+          </w:tcPr>
+          <w:p>
+            <w:r>
+              <w:rPr>
+                <w:rFonts w:ascii="Arial" w:cs="Arial" w:eastAsia="Arial" w:hAnsi="Arial"/>
+                <w:b/>
+                <w:bCs/>
+                <w:color w:val="000000"/>
+                <w:sz w:val="18"/>
+                <w:szCs w:val="18"/>
+              </w:rPr>
+              <w:t xml:space="preserve">13</w:t>
+            </w:r>
+          </w:p>
+        </w:tc>
+        <w:tc>
+          <w:tcPr>
+            <w:tcW w:type="dxa" w:w="3510"/>
+            <w:tcBorders>
+              <w:top w:val="single" w:color="CCCCCC" w:sz="1"/>
+              <w:left w:val="single" w:color="CCCCCC" w:sz="1"/>
+              <w:bottom w:val="single" w:color="CCCCCC" w:sz="1"/>
+              <w:right w:val="single" w:color="CCCCCC" w:sz="1"/>
+            </w:tcBorders>
+            <w:shd w:fill="FFFFFF" w:val="clear"/>
+            <w:tcMar>
+              <w:top w:type="dxa" w:w="80"/>
+              <w:left w:type="dxa" w:w="120"/>
+              <w:bottom w:type="dxa" w:w="80"/>
+              <w:right w:type="dxa" w:w="120"/>
+            </w:tcMar>
+          </w:tcPr>
+          <w:p>
+            <w:r>
+              <w:rPr>
+                <w:rFonts w:ascii="Arial" w:cs="Arial" w:eastAsia="Arial" w:hAnsi="Arial"/>
+                <w:b/>
+                <w:bCs/>
+                <w:color w:val="000000"/>
+                <w:sz w:val="18"/>
+                <w:szCs w:val="18"/>
+              </w:rPr>
+              <w:t xml:space="preserve">Document Risk Summary</w:t>
+            </w:r>
+          </w:p>
+        </w:tc>
+        <w:tc>
+          <w:tcPr>
+            <w:tcW w:type="dxa" w:w="5148"/>
+            <w:tcBorders>
+              <w:top w:val="single" w:color="CCCCCC" w:sz="1"/>
+              <w:left w:val="single" w:color="CCCCCC" w:sz="1"/>
+              <w:bottom w:val="single" w:color="CCCCCC" w:sz="1"/>
+              <w:right w:val="single" w:color="CCCCCC" w:sz="1"/>
+            </w:tcBorders>
+            <w:shd w:fill="FFFFFF" w:val="clear"/>
+            <w:tcMar>
+              <w:top w:type="dxa" w:w="80"/>
+              <w:left w:type="dxa" w:w="120"/>
+              <w:bottom w:type="dxa" w:w="80"/>
+              <w:right w:type="dxa" w:w="120"/>
+            </w:tcMar>
+          </w:tcPr>
+          <w:p>
+            <w:r>
+              <w:rPr>
+                <w:rFonts w:ascii="Arial" w:cs="Arial" w:eastAsia="Arial" w:hAnsi="Arial"/>
+                <w:b w:val="false"/>
+                <w:bCs w:val="false"/>
+                <w:color w:val="000000"/>
+                <w:sz w:val="18"/>
+                <w:szCs w:val="18"/>
+              </w:rPr>
+              <w:t xml:space="preserve">Rank documents by their overall document-level risk score.</w:t>
+            </w:r>
+          </w:p>
+        </w:tc>
+      </w:tr>
+      <w:tr>
+        <w:tc>
+          <w:tcPr>
+            <w:tcW w:type="dxa" w:w="702"/>
+            <w:tcBorders>
+              <w:top w:val="single" w:color="CCCCCC" w:sz="1"/>
+              <w:left w:val="single" w:color="CCCCCC" w:sz="1"/>
+              <w:bottom w:val="single" w:color="CCCCCC" w:sz="1"/>
+              <w:right w:val="single" w:color="CCCCCC" w:sz="1"/>
+            </w:tcBorders>
+            <w:shd w:fill="FFFFFF" w:val="clear"/>
+            <w:tcMar>
+              <w:top w:type="dxa" w:w="80"/>
+              <w:left w:type="dxa" w:w="120"/>
+              <w:bottom w:type="dxa" w:w="80"/>
+              <w:right w:type="dxa" w:w="120"/>
+            </w:tcMar>
+          </w:tcPr>
+          <w:p>
+            <w:r>
+              <w:rPr>
+                <w:rFonts w:ascii="Arial" w:cs="Arial" w:eastAsia="Arial" w:hAnsi="Arial"/>
+                <w:b/>
+                <w:bCs/>
+                <w:color w:val="000000"/>
+                <w:sz w:val="18"/>
+                <w:szCs w:val="18"/>
+              </w:rPr>
+              <w:t xml:space="preserve">14</w:t>
+            </w:r>
+          </w:p>
+        </w:tc>
+        <w:tc>
+          <w:tcPr>
+            <w:tcW w:type="dxa" w:w="3510"/>
+            <w:tcBorders>
+              <w:top w:val="single" w:color="CCCCCC" w:sz="1"/>
+              <w:left w:val="single" w:color="CCCCCC" w:sz="1"/>
+              <w:bottom w:val="single" w:color="CCCCCC" w:sz="1"/>
+              <w:right w:val="single" w:color="CCCCCC" w:sz="1"/>
+            </w:tcBorders>
+            <w:shd w:fill="FFFFFF" w:val="clear"/>
+            <w:tcMar>
+              <w:top w:type="dxa" w:w="80"/>
+              <w:left w:type="dxa" w:w="120"/>
+              <w:bottom w:type="dxa" w:w="80"/>
+              <w:right w:type="dxa" w:w="120"/>
+            </w:tcMar>
+          </w:tcPr>
+          <w:p>
+            <w:r>
+              <w:rPr>
+                <w:rFonts w:ascii="Arial" w:cs="Arial" w:eastAsia="Arial" w:hAnsi="Arial"/>
+                <w:b/>
+                <w:bCs/>
+                <w:color w:val="000000"/>
+                <w:sz w:val="18"/>
+                <w:szCs w:val="18"/>
+              </w:rPr>
+              <w:t xml:space="preserve">Version Anachronism</w:t>
+            </w:r>
+          </w:p>
+        </w:tc>
+        <w:tc>
+          <w:tcPr>
+            <w:tcW w:type="dxa" w:w="5148"/>
+            <w:tcBorders>
+              <w:top w:val="single" w:color="CCCCCC" w:sz="1"/>
+              <w:left w:val="single" w:color="CCCCCC" w:sz="1"/>
+              <w:bottom w:val="single" w:color="CCCCCC" w:sz="1"/>
+              <w:right w:val="single" w:color="CCCCCC" w:sz="1"/>
+            </w:tcBorders>
+            <w:shd w:fill="FFFFFF" w:val="clear"/>
+            <w:tcMar>
+              <w:top w:type="dxa" w:w="80"/>
+              <w:left w:type="dxa" w:w="120"/>
+              <w:bottom w:type="dxa" w:w="80"/>
+              <w:right w:type="dxa" w:w="120"/>
+            </w:tcMar>
+          </w:tcPr>
+          <w:p>
+            <w:r>
+              <w:rPr>
+                <w:rFonts w:ascii="Arial" w:cs="Arial" w:eastAsia="Arial" w:hAnsi="Arial"/>
+                <w:b w:val="false"/>
+                <w:bCs w:val="false"/>
+                <w:color w:val="000000"/>
+                <w:sz w:val="18"/>
+                <w:szCs w:val="18"/>
+              </w:rPr>
+              <w:t xml:space="preserve">Find documents using PDF features newer than the version they claim.</w:t>
+            </w:r>
+          </w:p>
+        </w:tc>
+      </w:tr>
+      <w:tr>
+        <w:tc>
+          <w:tcPr>
+            <w:tcW w:type="dxa" w:w="702"/>
+            <w:tcBorders>
+              <w:top w:val="single" w:color="CCCCCC" w:sz="1"/>
+              <w:left w:val="single" w:color="CCCCCC" w:sz="1"/>
+              <w:bottom w:val="single" w:color="CCCCCC" w:sz="1"/>
+              <w:right w:val="single" w:color="CCCCCC" w:sz="1"/>
+            </w:tcBorders>
+            <w:shd w:fill="FFFFFF" w:val="clear"/>
+            <w:tcMar>
+              <w:top w:type="dxa" w:w="80"/>
+              <w:left w:type="dxa" w:w="120"/>
+              <w:bottom w:type="dxa" w:w="80"/>
+              <w:right w:type="dxa" w:w="120"/>
+            </w:tcMar>
+          </w:tcPr>
+          <w:p>
+            <w:r>
+              <w:rPr>
+                <w:rFonts w:ascii="Arial" w:cs="Arial" w:eastAsia="Arial" w:hAnsi="Arial"/>
+                <w:b/>
+                <w:bCs/>
+                <w:color w:val="000000"/>
+                <w:sz w:val="18"/>
+                <w:szCs w:val="18"/>
+              </w:rPr>
+              <w:t xml:space="preserve">15</w:t>
+            </w:r>
+          </w:p>
+        </w:tc>
+        <w:tc>
+          <w:tcPr>
+            <w:tcW w:type="dxa" w:w="3510"/>
+            <w:tcBorders>
+              <w:top w:val="single" w:color="CCCCCC" w:sz="1"/>
+              <w:left w:val="single" w:color="CCCCCC" w:sz="1"/>
+              <w:bottom w:val="single" w:color="CCCCCC" w:sz="1"/>
+              <w:right w:val="single" w:color="CCCCCC" w:sz="1"/>
+            </w:tcBorders>
+            <w:shd w:fill="FFFFFF" w:val="clear"/>
+            <w:tcMar>
+              <w:top w:type="dxa" w:w="80"/>
+              <w:left w:type="dxa" w:w="120"/>
+              <w:bottom w:type="dxa" w:w="80"/>
+              <w:right w:type="dxa" w:w="120"/>
+            </w:tcMar>
+          </w:tcPr>
+          <w:p>
+            <w:r>
+              <w:rPr>
+                <w:rFonts w:ascii="Arial" w:cs="Arial" w:eastAsia="Arial" w:hAnsi="Arial"/>
+                <w:b/>
+                <w:bCs/>
+                <w:color w:val="000000"/>
+                <w:sz w:val="18"/>
+                <w:szCs w:val="18"/>
+              </w:rPr>
+              <w:t xml:space="preserve">Document Risk Dossier</w:t>
+            </w:r>
+          </w:p>
+        </w:tc>
+        <w:tc>
+          <w:tcPr>
+            <w:tcW w:type="dxa" w:w="5148"/>
+            <w:tcBorders>
+              <w:top w:val="single" w:color="CCCCCC" w:sz="1"/>
+              <w:left w:val="single" w:color="CCCCCC" w:sz="1"/>
+              <w:bottom w:val="single" w:color="CCCCCC" w:sz="1"/>
+              <w:right w:val="single" w:color="CCCCCC" w:sz="1"/>
+            </w:tcBorders>
+            <w:shd w:fill="FFFFFF" w:val="clear"/>
+            <w:tcMar>
+              <w:top w:type="dxa" w:w="80"/>
+              <w:left w:type="dxa" w:w="120"/>
+              <w:bottom w:type="dxa" w:w="80"/>
+              <w:right w:type="dxa" w:w="120"/>
+            </w:tcMar>
+          </w:tcPr>
+          <w:p>
+            <w:r>
+              <w:rPr>
+                <w:rFonts w:ascii="Arial" w:cs="Arial" w:eastAsia="Arial" w:hAnsi="Arial"/>
+                <w:b w:val="false"/>
+                <w:bCs w:val="false"/>
+                <w:color w:val="000000"/>
+                <w:sz w:val="18"/>
+                <w:szCs w:val="18"/>
+              </w:rPr>
+              <w:t xml:space="preserve">See every signal behind each document’s risk score in one row.</w:t>
+            </w:r>
+          </w:p>
+        </w:tc>
+      </w:tr>
+      <w:tr>
+        <w:tc>
+          <w:tcPr>
+            <w:tcW w:type="dxa" w:w="702"/>
+            <w:tcBorders>
+              <w:top w:val="single" w:color="CCCCCC" w:sz="1"/>
+              <w:left w:val="single" w:color="CCCCCC" w:sz="1"/>
+              <w:bottom w:val="single" w:color="CCCCCC" w:sz="1"/>
+              <w:right w:val="single" w:color="CCCCCC" w:sz="1"/>
+            </w:tcBorders>
+            <w:shd w:fill="FFFFFF" w:val="clear"/>
+            <w:tcMar>
+              <w:top w:type="dxa" w:w="80"/>
+              <w:left w:type="dxa" w:w="120"/>
+              <w:bottom w:type="dxa" w:w="80"/>
+              <w:right w:type="dxa" w:w="120"/>
+            </w:tcMar>
+          </w:tcPr>
+          <w:p>
+            <w:r>
+              <w:rPr>
+                <w:rFonts w:ascii="Arial" w:cs="Arial" w:eastAsia="Arial" w:hAnsi="Arial"/>
+                <w:b/>
+                <w:bCs/>
+                <w:color w:val="000000"/>
+                <w:sz w:val="18"/>
+                <w:szCs w:val="18"/>
+              </w:rPr>
+              <w:t xml:space="preserve">16</w:t>
+            </w:r>
+          </w:p>
+        </w:tc>
+        <w:tc>
+          <w:tcPr>
+            <w:tcW w:type="dxa" w:w="3510"/>
+            <w:tcBorders>
+              <w:top w:val="single" w:color="CCCCCC" w:sz="1"/>
+              <w:left w:val="single" w:color="CCCCCC" w:sz="1"/>
+              <w:bottom w:val="single" w:color="CCCCCC" w:sz="1"/>
+              <w:right w:val="single" w:color="CCCCCC" w:sz="1"/>
+            </w:tcBorders>
+            <w:shd w:fill="FFFFFF" w:val="clear"/>
+            <w:tcMar>
+              <w:top w:type="dxa" w:w="80"/>
+              <w:left w:type="dxa" w:w="120"/>
+              <w:bottom w:type="dxa" w:w="80"/>
+              <w:right w:type="dxa" w:w="120"/>
+            </w:tcMar>
+          </w:tcPr>
+          <w:p>
+            <w:r>
+              <w:rPr>
+                <w:rFonts w:ascii="Arial" w:cs="Arial" w:eastAsia="Arial" w:hAnsi="Arial"/>
+                <w:b/>
+                <w:bCs/>
+                <w:color w:val="000000"/>
+                <w:sz w:val="18"/>
+                <w:szCs w:val="18"/>
+              </w:rPr>
+              <w:t xml:space="preserve">Text Overlay Detection</w:t>
+            </w:r>
+          </w:p>
+        </w:tc>
+        <w:tc>
+          <w:tcPr>
+            <w:tcW w:type="dxa" w:w="5148"/>
+            <w:tcBorders>
+              <w:top w:val="single" w:color="CCCCCC" w:sz="1"/>
+              <w:left w:val="single" w:color="CCCCCC" w:sz="1"/>
+              <w:bottom w:val="single" w:color="CCCCCC" w:sz="1"/>
+              <w:right w:val="single" w:color="CCCCCC" w:sz="1"/>
+            </w:tcBorders>
+            <w:shd w:fill="FFFFFF" w:val="clear"/>
+            <w:tcMar>
+              <w:top w:type="dxa" w:w="80"/>
+              <w:left w:type="dxa" w:w="120"/>
+              <w:bottom w:type="dxa" w:w="80"/>
+              <w:right w:type="dxa" w:w="120"/>
+            </w:tcMar>
+          </w:tcPr>
+          <w:p>
+            <w:r>
+              <w:rPr>
+                <w:rFonts w:ascii="Arial" w:cs="Arial" w:eastAsia="Arial" w:hAnsi="Arial"/>
+                <w:b w:val="false"/>
+                <w:bCs w:val="false"/>
+                <w:color w:val="000000"/>
+                <w:sz w:val="18"/>
+                <w:szCs w:val="18"/>
+              </w:rPr>
+              <w:t xml:space="preserve">Find boxes, annotations or text placed over existing page text.</w:t>
+            </w:r>
+          </w:p>
+        </w:tc>
+      </w:tr>
+      <w:tr>
+        <w:tc>
+          <w:tcPr>
+            <w:tcW w:type="dxa" w:w="702"/>
+            <w:tcBorders>
+              <w:top w:val="single" w:color="CCCCCC" w:sz="1"/>
+              <w:left w:val="single" w:color="CCCCCC" w:sz="1"/>
+              <w:bottom w:val="single" w:color="CCCCCC" w:sz="1"/>
+              <w:right w:val="single" w:color="CCCCCC" w:sz="1"/>
+            </w:tcBorders>
+            <w:shd w:fill="FFFFFF" w:val="clear"/>
+            <w:tcMar>
+              <w:top w:type="dxa" w:w="80"/>
+              <w:left w:type="dxa" w:w="120"/>
+              <w:bottom w:type="dxa" w:w="80"/>
+              <w:right w:type="dxa" w:w="120"/>
+            </w:tcMar>
+          </w:tcPr>
+          <w:p>
+            <w:r>
+              <w:rPr>
+                <w:rFonts w:ascii="Arial" w:cs="Arial" w:eastAsia="Arial" w:hAnsi="Arial"/>
+                <w:b/>
+                <w:bCs/>
+                <w:color w:val="000000"/>
+                <w:sz w:val="18"/>
+                <w:szCs w:val="18"/>
+              </w:rPr>
+              <w:t xml:space="preserve">17</w:t>
+            </w:r>
+          </w:p>
+        </w:tc>
+        <w:tc>
+          <w:tcPr>
+            <w:tcW w:type="dxa" w:w="3510"/>
+            <w:tcBorders>
+              <w:top w:val="single" w:color="CCCCCC" w:sz="1"/>
+              <w:left w:val="single" w:color="CCCCCC" w:sz="1"/>
+              <w:bottom w:val="single" w:color="CCCCCC" w:sz="1"/>
+              <w:right w:val="single" w:color="CCCCCC" w:sz="1"/>
+            </w:tcBorders>
+            <w:shd w:fill="FFFFFF" w:val="clear"/>
+            <w:tcMar>
+              <w:top w:type="dxa" w:w="80"/>
+              <w:left w:type="dxa" w:w="120"/>
+              <w:bottom w:type="dxa" w:w="80"/>
+              <w:right w:type="dxa" w:w="120"/>
+            </w:tcMar>
+          </w:tcPr>
+          <w:p>
+            <w:r>
+              <w:rPr>
+                <w:rFonts w:ascii="Arial" w:cs="Arial" w:eastAsia="Arial" w:hAnsi="Arial"/>
+                <w:b/>
+                <w:bCs/>
+                <w:color w:val="000000"/>
+                <w:sz w:val="18"/>
+                <w:szCs w:val="18"/>
+              </w:rPr>
+              <w:t xml:space="preserve">Font Consistency Analysis</w:t>
+            </w:r>
+          </w:p>
+        </w:tc>
+        <w:tc>
+          <w:tcPr>
+            <w:tcW w:type="dxa" w:w="5148"/>
+            <w:tcBorders>
+              <w:top w:val="single" w:color="CCCCCC" w:sz="1"/>
+              <w:left w:val="single" w:color="CCCCCC" w:sz="1"/>
+              <w:bottom w:val="single" w:color="CCCCCC" w:sz="1"/>
+              <w:right w:val="single" w:color="CCCCCC" w:sz="1"/>
+            </w:tcBorders>
+            <w:shd w:fill="FFFFFF" w:val="clear"/>
+            <w:tcMar>
+              <w:top w:type="dxa" w:w="80"/>
+              <w:left w:type="dxa" w:w="120"/>
+              <w:bottom w:type="dxa" w:w="80"/>
+              <w:right w:type="dxa" w:w="120"/>
+            </w:tcMar>
+          </w:tcPr>
+          <w:p>
+            <w:r>
+              <w:rPr>
+                <w:rFonts w:ascii="Arial" w:cs="Arial" w:eastAsia="Arial" w:hAnsi="Arial"/>
+                <w:b w:val="false"/>
+                <w:bCs w:val="false"/>
+                <w:color w:val="000000"/>
+                <w:sz w:val="18"/>
+                <w:szCs w:val="18"/>
+              </w:rPr>
+              <w:t xml:space="preserve">Spot text in a font that does not match the rest of the document.</w:t>
+            </w:r>
+          </w:p>
+        </w:tc>
+      </w:tr>
+      <w:tr>
+        <w:tc>
+          <w:tcPr>
+            <w:tcW w:type="dxa" w:w="702"/>
+            <w:tcBorders>
+              <w:top w:val="single" w:color="CCCCCC" w:sz="1"/>
+              <w:left w:val="single" w:color="CCCCCC" w:sz="1"/>
+              <w:bottom w:val="single" w:color="CCCCCC" w:sz="1"/>
+              <w:right w:val="single" w:color="CCCCCC" w:sz="1"/>
+            </w:tcBorders>
+            <w:shd w:fill="FFFFFF" w:val="clear"/>
+            <w:tcMar>
+              <w:top w:type="dxa" w:w="80"/>
+              <w:left w:type="dxa" w:w="120"/>
+              <w:bottom w:type="dxa" w:w="80"/>
+              <w:right w:type="dxa" w:w="120"/>
+            </w:tcMar>
+          </w:tcPr>
+          <w:p>
+            <w:r>
+              <w:rPr>
+                <w:rFonts w:ascii="Arial" w:cs="Arial" w:eastAsia="Arial" w:hAnsi="Arial"/>
+                <w:b/>
+                <w:bCs/>
+                <w:color w:val="000000"/>
+                <w:sz w:val="18"/>
+                <w:szCs w:val="18"/>
+              </w:rPr>
+              <w:t xml:space="preserve">18</w:t>
+            </w:r>
+          </w:p>
+        </w:tc>
+        <w:tc>
+          <w:tcPr>
+            <w:tcW w:type="dxa" w:w="3510"/>
+            <w:tcBorders>
+              <w:top w:val="single" w:color="CCCCCC" w:sz="1"/>
+              <w:left w:val="single" w:color="CCCCCC" w:sz="1"/>
+              <w:bottom w:val="single" w:color="CCCCCC" w:sz="1"/>
+              <w:right w:val="single" w:color="CCCCCC" w:sz="1"/>
+            </w:tcBorders>
+            <w:shd w:fill="FFFFFF" w:val="clear"/>
+            <w:tcMar>
+              <w:top w:type="dxa" w:w="80"/>
+              <w:left w:type="dxa" w:w="120"/>
+              <w:bottom w:type="dxa" w:w="80"/>
+              <w:right w:type="dxa" w:w="120"/>
+            </w:tcMar>
+          </w:tcPr>
+          <w:p>
+            <w:r>
+              <w:rPr>
+                <w:rFonts w:ascii="Arial" w:cs="Arial" w:eastAsia="Arial" w:hAnsi="Arial"/>
+                <w:b/>
+                <w:bCs/>
+                <w:color w:val="000000"/>
+                <w:sz w:val="18"/>
+                <w:szCs w:val="18"/>
+              </w:rPr>
+              <w:t xml:space="preserve">Document Comments</w:t>
+            </w:r>
+          </w:p>
+        </w:tc>
+        <w:tc>
+          <w:tcPr>
+            <w:tcW w:type="dxa" w:w="5148"/>
+            <w:tcBorders>
+              <w:top w:val="single" w:color="CCCCCC" w:sz="1"/>
+              <w:left w:val="single" w:color="CCCCCC" w:sz="1"/>
+              <w:bottom w:val="single" w:color="CCCCCC" w:sz="1"/>
+              <w:right w:val="single" w:color="CCCCCC" w:sz="1"/>
+            </w:tcBorders>
+            <w:shd w:fill="FFFFFF" w:val="clear"/>
+            <w:tcMar>
+              <w:top w:type="dxa" w:w="80"/>
+              <w:left w:type="dxa" w:w="120"/>
+              <w:bottom w:type="dxa" w:w="80"/>
+              <w:right w:type="dxa" w:w="120"/>
+            </w:tcMar>
+          </w:tcPr>
+          <w:p>
+            <w:r>
+              <w:rPr>
+                <w:rFonts w:ascii="Arial" w:cs="Arial" w:eastAsia="Arial" w:hAnsi="Arial"/>
+                <w:b w:val="false"/>
+                <w:bCs w:val="false"/>
+                <w:color w:val="000000"/>
+                <w:sz w:val="18"/>
+                <w:szCs w:val="18"/>
+              </w:rPr>
+              <w:t xml:space="preserve">Read reviewer comments and markup left in the documents.</w:t>
+            </w:r>
+          </w:p>
+        </w:tc>
+      </w:tr>
+      <w:tr>
+        <w:tc>
+          <w:tcPr>
+            <w:tcW w:type="dxa" w:w="702"/>
+            <w:tcBorders>
+              <w:top w:val="single" w:color="CCCCCC" w:sz="1"/>
+              <w:left w:val="single" w:color="CCCCCC" w:sz="1"/>
+              <w:bottom w:val="single" w:color="CCCCCC" w:sz="1"/>
+              <w:right w:val="single" w:color="CCCCCC" w:sz="1"/>
+            </w:tcBorders>
+            <w:shd w:fill="FFFFFF" w:val="clear"/>
+            <w:tcMar>
+              <w:top w:type="dxa" w:w="80"/>
+              <w:left w:type="dxa" w:w="120"/>
+              <w:bottom w:type="dxa" w:w="80"/>
+              <w:right w:type="dxa" w:w="120"/>
+            </w:tcMar>
+          </w:tcPr>
+          <w:p>
+            <w:r>
+              <w:rPr>
+                <w:rFonts w:ascii="Arial" w:cs="Arial" w:eastAsia="Arial" w:hAnsi="Arial"/>
+                <w:b/>
+                <w:bCs/>
+                <w:color w:val="000000"/>
+                <w:sz w:val="18"/>
+                <w:szCs w:val="18"/>
+              </w:rPr>
+              <w:t xml:space="preserve">19</w:t>
+            </w:r>
+          </w:p>
+        </w:tc>
+        <w:tc>
+          <w:tcPr>
+            <w:tcW w:type="dxa" w:w="3510"/>
+            <w:tcBorders>
+              <w:top w:val="single" w:color="CCCCCC" w:sz="1"/>
+              <w:left w:val="single" w:color="CCCCCC" w:sz="1"/>
+              <w:bottom w:val="single" w:color="CCCCCC" w:sz="1"/>
+              <w:right w:val="single" w:color="CCCCCC" w:sz="1"/>
+            </w:tcBorders>
+            <w:shd w:fill="FFFFFF" w:val="clear"/>
+            <w:tcMar>
+              <w:top w:type="dxa" w:w="80"/>
+              <w:left w:type="dxa" w:w="120"/>
+              <w:bottom w:type="dxa" w:w="80"/>
+              <w:right w:type="dxa" w:w="120"/>
+            </w:tcMar>
+          </w:tcPr>
+          <w:p>
+            <w:r>
+              <w:rPr>
+                <w:rFonts w:ascii="Arial" w:cs="Arial" w:eastAsia="Arial" w:hAnsi="Arial"/>
+                <w:b/>
+                <w:bCs/>
+                <w:color w:val="000000"/>
+                <w:sz w:val="18"/>
+                <w:szCs w:val="18"/>
+              </w:rPr>
+              <w:t xml:space="preserve">Concealment Overview</w:t>
+            </w:r>
+          </w:p>
+        </w:tc>
+        <w:tc>
+          <w:tcPr>
+            <w:tcW w:type="dxa" w:w="5148"/>
+            <w:tcBorders>
+              <w:top w:val="single" w:color="CCCCCC" w:sz="1"/>
+              <w:left w:val="single" w:color="CCCCCC" w:sz="1"/>
+              <w:bottom w:val="single" w:color="CCCCCC" w:sz="1"/>
+              <w:right w:val="single" w:color="CCCCCC" w:sz="1"/>
+            </w:tcBorders>
+            <w:shd w:fill="FFFFFF" w:val="clear"/>
+            <w:tcMar>
+              <w:top w:type="dxa" w:w="80"/>
+              <w:left w:type="dxa" w:w="120"/>
+              <w:bottom w:type="dxa" w:w="80"/>
+              <w:right w:type="dxa" w:w="120"/>
+            </w:tcMar>
+          </w:tcPr>
+          <w:p>
+            <w:r>
+              <w:rPr>
+                <w:rFonts w:ascii="Arial" w:cs="Arial" w:eastAsia="Arial" w:hAnsi="Arial"/>
+                <w:b w:val="false"/>
+                <w:bCs w:val="false"/>
+                <w:color w:val="000000"/>
+                <w:sz w:val="18"/>
+                <w:szCs w:val="18"/>
+              </w:rPr>
+              <w:t xml:space="preserve">See every way content is hidden in each document, in one place.</w:t>
+            </w:r>
+          </w:p>
+        </w:tc>
+      </w:tr>
+      <w:tr>
+        <w:tc>
+          <w:tcPr>
+            <w:tcW w:type="dxa" w:w="702"/>
+            <w:tcBorders>
+              <w:top w:val="single" w:color="CCCCCC" w:sz="1"/>
+              <w:left w:val="single" w:color="CCCCCC" w:sz="1"/>
+              <w:bottom w:val="single" w:color="CCCCCC" w:sz="1"/>
+              <w:right w:val="single" w:color="CCCCCC" w:sz="1"/>
+            </w:tcBorders>
+            <w:shd w:fill="FFFFFF" w:val="clear"/>
+            <w:tcMar>
+              <w:top w:type="dxa" w:w="80"/>
+              <w:left w:type="dxa" w:w="120"/>
+              <w:bottom w:type="dxa" w:w="80"/>
+              <w:right w:type="dxa" w:w="120"/>
+            </w:tcMar>
+          </w:tcPr>
+          <w:p>
+            <w:r>
+              <w:rPr>
+                <w:rFonts w:ascii="Arial" w:cs="Arial" w:eastAsia="Arial" w:hAnsi="Arial"/>
+                <w:b/>
+                <w:bCs/>
+                <w:color w:val="000000"/>
+                <w:sz w:val="18"/>
+                <w:szCs w:val="18"/>
+              </w:rPr>
+              <w:t xml:space="preserve">20</w:t>
+            </w:r>
+          </w:p>
+        </w:tc>
+        <w:tc>
+          <w:tcPr>
+            <w:tcW w:type="dxa" w:w="3510"/>
+            <w:tcBorders>
+              <w:top w:val="single" w:color="CCCCCC" w:sz="1"/>
+              <w:left w:val="single" w:color="CCCCCC" w:sz="1"/>
+              <w:bottom w:val="single" w:color="CCCCCC" w:sz="1"/>
+              <w:right w:val="single" w:color="CCCCCC" w:sz="1"/>
+            </w:tcBorders>
+            <w:shd w:fill="FFFFFF" w:val="clear"/>
+            <w:tcMar>
+              <w:top w:type="dxa" w:w="80"/>
+              <w:left w:type="dxa" w:w="120"/>
+              <w:bottom w:type="dxa" w:w="80"/>
+              <w:right w:type="dxa" w:w="120"/>
+            </w:tcMar>
+          </w:tcPr>
+          <w:p>
+            <w:r>
+              <w:rPr>
+                <w:rFonts w:ascii="Arial" w:cs="Arial" w:eastAsia="Arial" w:hAnsi="Arial"/>
+                <w:b/>
+                <w:bCs/>
+                <w:color w:val="000000"/>
+                <w:sz w:val="18"/>
+                <w:szCs w:val="18"/>
+              </w:rPr>
+              <w:t xml:space="preserve">Duplicate Submissions</w:t>
+            </w:r>
+          </w:p>
+        </w:tc>
+        <w:tc>
+          <w:tcPr>
+            <w:tcW w:type="dxa" w:w="5148"/>
+            <w:tcBorders>
+              <w:top w:val="single" w:color="CCCCCC" w:sz="1"/>
+              <w:left w:val="single" w:color="CCCCCC" w:sz="1"/>
+              <w:bottom w:val="single" w:color="CCCCCC" w:sz="1"/>
+              <w:right w:val="single" w:color="CCCCCC" w:sz="1"/>
+            </w:tcBorders>
+            <w:shd w:fill="FFFFFF" w:val="clear"/>
+            <w:tcMar>
+              <w:top w:type="dxa" w:w="80"/>
+              <w:left w:type="dxa" w:w="120"/>
+              <w:bottom w:type="dxa" w:w="80"/>
+              <w:right w:type="dxa" w:w="120"/>
+            </w:tcMar>
+          </w:tcPr>
+          <w:p>
+            <w:r>
+              <w:rPr>
+                <w:rFonts w:ascii="Arial" w:cs="Arial" w:eastAsia="Arial" w:hAnsi="Arial"/>
+                <w:b w:val="false"/>
+                <w:bCs w:val="false"/>
+                <w:color w:val="000000"/>
+                <w:sz w:val="18"/>
+                <w:szCs w:val="18"/>
+              </w:rPr>
+              <w:t xml:space="preserve">Find the same file submitted under different names, or different files under the same name.</w:t>
+            </w:r>
+          </w:p>
+        </w:tc>
+      </w:tr>
     </w:tbl>
     <w:p>
       <w:pPr>
@@ -11161,13 +11921,841 @@
     </w:p>
     <w:p>
       <w:pPr>
+        <w:pStyle w:val="Heading2"/>
+      </w:pPr>
+      <w:r>
+        <w:rPr>
+          <w:rFonts w:ascii="Arial" w:cs="Arial" w:eastAsia="Arial" w:hAnsi="Arial"/>
+        </w:rPr>
+        <w:t xml:space="preserve">2.16  Text Overlay Detection</w:t>
+      </w:r>
+    </w:p>
+    <w:p>
+      <w:pPr>
+        <w:pStyle w:val="Heading3"/>
+      </w:pPr>
+      <w:r>
+        <w:rPr>
+          <w:rFonts w:ascii="Arial" w:cs="Arial" w:eastAsia="Arial" w:hAnsi="Arial"/>
+        </w:rPr>
+        <w:t xml:space="preserve">What It Shows</w:t>
+      </w:r>
+    </w:p>
+    <w:p>
+      <w:pPr>
+        <w:spacing w:after="80" w:before="80"/>
+      </w:pPr>
+      <w:r>
+        <w:rPr>
+          <w:rFonts w:ascii="Arial" w:cs="Arial" w:eastAsia="Arial" w:hAnsi="Arial"/>
+          <w:color w:val="000000"/>
+          <w:sz w:val="22"/>
+          <w:szCs w:val="22"/>
+        </w:rPr>
+        <w:t xml:space="preserve">One row for each place where something has been laid over the page to change what it appears to say, while the original stays in the file underneath. There are three kinds: an annotation such as a text box or rectangle placed over the text (including a covering box with a separate text box on top carrying the new value); a white box drawn on the page with new text written on it; and text written directly over other text.</w:t>
+      </w:r>
+    </w:p>
+    <w:p>
+      <w:pPr>
+        <w:spacing w:after="80" w:before="80"/>
+      </w:pPr>
+      <w:r>
+        <w:rPr>
+          <w:rFonts w:ascii="Arial" w:cs="Arial" w:eastAsia="Arial" w:hAnsi="Arial"/>
+          <w:color w:val="000000"/>
+          <w:sz w:val="22"/>
+          <w:szCs w:val="22"/>
+        </w:rPr>
+        <w:t xml:space="preserve">A white box with several lines of new text on it is listed once, as one change. The Detail column says what was covered, and where an annotation carries text, that text is shown: it is often the replacement value.</w:t>
+      </w:r>
+    </w:p>
+    <w:p>
+      <w:pPr>
+        <w:pStyle w:val="Heading3"/>
+      </w:pPr>
+      <w:r>
+        <w:rPr>
+          <w:rFonts w:ascii="Arial" w:cs="Arial" w:eastAsia="Arial" w:hAnsi="Arial"/>
+        </w:rPr>
+        <w:t xml:space="preserve">What to Look For</w:t>
+      </w:r>
+    </w:p>
+    <w:p>
+      <w:pPr>
+        <w:pStyle w:val="ListParagraph"/>
+        <w:numPr>
+          <w:ilvl w:val="0"/>
+          <w:numId w:val="2"/>
+        </w:numPr>
+        <w:spacing w:after="60" w:before="60"/>
+      </w:pPr>
+      <w:r>
+        <w:rPr>
+          <w:rFonts w:ascii="Arial" w:cs="Arial" w:eastAsia="Arial" w:hAnsi="Arial"/>
+          <w:color w:val="000000"/>
+          <w:sz w:val="22"/>
+          <w:szCs w:val="22"/>
+        </w:rPr>
+        <w:t xml:space="preserve">Dates, amounts, names, account numbers or bank details: these are the usual targets.</w:t>
+      </w:r>
+    </w:p>
+    <w:p>
+      <w:pPr>
+        <w:pStyle w:val="ListParagraph"/>
+        <w:numPr>
+          <w:ilvl w:val="0"/>
+          <w:numId w:val="2"/>
+        </w:numPr>
+        <w:spacing w:after="60" w:before="60"/>
+      </w:pPr>
+      <w:r>
+        <w:rPr>
+          <w:rFonts w:ascii="Arial" w:cs="Arial" w:eastAsia="Arial" w:hAnsi="Arial"/>
+          <w:color w:val="000000"/>
+          <w:sz w:val="22"/>
+          <w:szCs w:val="22"/>
+        </w:rPr>
+        <w:t xml:space="preserve">A box and a text box at the same spot: the classic way of hiding an old value and showing a new one.</w:t>
+      </w:r>
+    </w:p>
+    <w:p>
+      <w:pPr>
+        <w:pStyle w:val="ListParagraph"/>
+        <w:numPr>
+          <w:ilvl w:val="0"/>
+          <w:numId w:val="2"/>
+        </w:numPr>
+        <w:spacing w:after="60" w:before="60"/>
+      </w:pPr>
+      <w:r>
+        <w:rPr>
+          <w:rFonts w:ascii="Arial" w:cs="Arial" w:eastAsia="Arial" w:hAnsi="Arial"/>
+          <w:color w:val="000000"/>
+          <w:sz w:val="22"/>
+          <w:szCs w:val="22"/>
+        </w:rPr>
+        <w:t xml:space="preserve">Open the Visual Overlay Report to see each overlay on the page and switch it off to reveal what lies beneath.</w:t>
+      </w:r>
+    </w:p>
+    <w:p>
+      <w:pPr>
+        <w:pStyle w:val="Heading3"/>
+      </w:pPr>
+      <w:r>
+        <w:rPr>
+          <w:rFonts w:ascii="Arial" w:cs="Arial" w:eastAsia="Arial" w:hAnsi="Arial"/>
+        </w:rPr>
+        <w:t xml:space="preserve">Limitations and Caveats</w:t>
+      </w:r>
+    </w:p>
+    <w:p>
+      <w:pPr>
+        <w:pStyle w:val="ListParagraph"/>
+        <w:numPr>
+          <w:ilvl w:val="0"/>
+          <w:numId w:val="2"/>
+        </w:numPr>
+        <w:spacing w:after="60" w:before="60"/>
+      </w:pPr>
+      <w:r>
+        <w:rPr>
+          <w:rFonts w:ascii="Arial" w:cs="Arial" w:eastAsia="Arial" w:hAnsi="Arial"/>
+          <w:color w:val="000000"/>
+          <w:sz w:val="22"/>
+          <w:szCs w:val="22"/>
+        </w:rPr>
+        <w:t xml:space="preserve">Not every overlay is an alteration. Legitimate stamps, form fields and redactions can also cover text.</w:t>
+      </w:r>
+    </w:p>
+    <w:p>
+      <w:pPr>
+        <w:pStyle w:val="ListParagraph"/>
+        <w:numPr>
+          <w:ilvl w:val="0"/>
+          <w:numId w:val="2"/>
+        </w:numPr>
+        <w:spacing w:after="60" w:before="60"/>
+      </w:pPr>
+      <w:r>
+        <w:rPr>
+          <w:rFonts w:ascii="Arial" w:cs="Arial" w:eastAsia="Arial" w:hAnsi="Arial"/>
+          <w:color w:val="000000"/>
+          <w:sz w:val="22"/>
+          <w:szCs w:val="22"/>
+        </w:rPr>
+        <w:t xml:space="preserve">A small text box placed over text without a covering box behind it is not listed, to avoid flagging ordinary comments.</w:t>
+      </w:r>
+    </w:p>
+    <w:p>
+      <w:pPr>
+        <w:pStyle w:val="Heading2"/>
+      </w:pPr>
+      <w:r>
+        <w:rPr>
+          <w:rFonts w:ascii="Arial" w:cs="Arial" w:eastAsia="Arial" w:hAnsi="Arial"/>
+        </w:rPr>
+        <w:t xml:space="preserve">2.17  Font Consistency Analysis</w:t>
+      </w:r>
+    </w:p>
+    <w:p>
+      <w:pPr>
+        <w:pStyle w:val="Heading3"/>
+      </w:pPr>
+      <w:r>
+        <w:rPr>
+          <w:rFonts w:ascii="Arial" w:cs="Arial" w:eastAsia="Arial" w:hAnsi="Arial"/>
+        </w:rPr>
+        <w:t xml:space="preserve">What It Shows</w:t>
+      </w:r>
+    </w:p>
+    <w:p>
+      <w:pPr>
+        <w:spacing w:after="80" w:before="80"/>
+      </w:pPr>
+      <w:r>
+        <w:rPr>
+          <w:rFonts w:ascii="Arial" w:cs="Arial" w:eastAsia="Arial" w:hAnsi="Arial"/>
+          <w:color w:val="000000"/>
+          <w:sz w:val="22"/>
+          <w:szCs w:val="22"/>
+        </w:rPr>
+        <w:t xml:space="preserve">Text whose font does not match the main font of the document, with a short snippet of that text. Text added later in a different program often ends up in a different font.</w:t>
+      </w:r>
+    </w:p>
+    <w:p>
+      <w:pPr>
+        <w:pStyle w:val="Heading3"/>
+      </w:pPr>
+      <w:r>
+        <w:rPr>
+          <w:rFonts w:ascii="Arial" w:cs="Arial" w:eastAsia="Arial" w:hAnsi="Arial"/>
+        </w:rPr>
+        <w:t xml:space="preserve">What to Look For</w:t>
+      </w:r>
+    </w:p>
+    <w:p>
+      <w:pPr>
+        <w:pStyle w:val="ListParagraph"/>
+        <w:numPr>
+          <w:ilvl w:val="0"/>
+          <w:numId w:val="2"/>
+        </w:numPr>
+        <w:spacing w:after="60" w:before="60"/>
+      </w:pPr>
+      <w:r>
+        <w:rPr>
+          <w:rFonts w:ascii="Arial" w:cs="Arial" w:eastAsia="Arial" w:hAnsi="Arial"/>
+          <w:color w:val="000000"/>
+          <w:sz w:val="22"/>
+          <w:szCs w:val="22"/>
+        </w:rPr>
+        <w:t xml:space="preserve">A single date, amount or name in a different font from everything around it.</w:t>
+      </w:r>
+    </w:p>
+    <w:p>
+      <w:pPr>
+        <w:pStyle w:val="Heading3"/>
+      </w:pPr>
+      <w:r>
+        <w:rPr>
+          <w:rFonts w:ascii="Arial" w:cs="Arial" w:eastAsia="Arial" w:hAnsi="Arial"/>
+        </w:rPr>
+        <w:t xml:space="preserve">Limitations and Caveats</w:t>
+      </w:r>
+    </w:p>
+    <w:p>
+      <w:pPr>
+        <w:pStyle w:val="ListParagraph"/>
+        <w:numPr>
+          <w:ilvl w:val="0"/>
+          <w:numId w:val="2"/>
+        </w:numPr>
+        <w:spacing w:after="60" w:before="60"/>
+      </w:pPr>
+      <w:r>
+        <w:rPr>
+          <w:rFonts w:ascii="Arial" w:cs="Arial" w:eastAsia="Arial" w:hAnsi="Arial"/>
+          <w:color w:val="000000"/>
+          <w:sz w:val="22"/>
+          <w:szCs w:val="22"/>
+        </w:rPr>
+        <w:t xml:space="preserve">Many genuine documents mix fonts for headings, logos, signatures and form fields. Treat this as supporting evidence, not proof.</w:t>
+      </w:r>
+    </w:p>
+    <w:p>
+      <w:pPr>
+        <w:pStyle w:val="Heading2"/>
+      </w:pPr>
+      <w:r>
+        <w:rPr>
+          <w:rFonts w:ascii="Arial" w:cs="Arial" w:eastAsia="Arial" w:hAnsi="Arial"/>
+        </w:rPr>
+        <w:t xml:space="preserve">2.18  Document Comments</w:t>
+      </w:r>
+    </w:p>
+    <w:p>
+      <w:pPr>
+        <w:pStyle w:val="Heading3"/>
+      </w:pPr>
+      <w:r>
+        <w:rPr>
+          <w:rFonts w:ascii="Arial" w:cs="Arial" w:eastAsia="Arial" w:hAnsi="Arial"/>
+        </w:rPr>
+        <w:t xml:space="preserve">What It Shows</w:t>
+      </w:r>
+    </w:p>
+    <w:p>
+      <w:pPr>
+        <w:spacing w:after="80" w:before="80"/>
+      </w:pPr>
+      <w:r>
+        <w:rPr>
+          <w:rFonts w:ascii="Arial" w:cs="Arial" w:eastAsia="Arial" w:hAnsi="Arial"/>
+          <w:color w:val="000000"/>
+          <w:sz w:val="22"/>
+          <w:szCs w:val="22"/>
+        </w:rPr>
+        <w:t xml:space="preserve">Comments, sticky notes, highlights and other markup left in the documents, with the author name, dates and comment text.</w:t>
+      </w:r>
+    </w:p>
+    <w:p>
+      <w:pPr>
+        <w:pStyle w:val="Heading3"/>
+      </w:pPr>
+      <w:r>
+        <w:rPr>
+          <w:rFonts w:ascii="Arial" w:cs="Arial" w:eastAsia="Arial" w:hAnsi="Arial"/>
+        </w:rPr>
+        <w:t xml:space="preserve">What to Look For</w:t>
+      </w:r>
+    </w:p>
+    <w:p>
+      <w:pPr>
+        <w:pStyle w:val="ListParagraph"/>
+        <w:numPr>
+          <w:ilvl w:val="0"/>
+          <w:numId w:val="2"/>
+        </w:numPr>
+        <w:spacing w:after="60" w:before="60"/>
+      </w:pPr>
+      <w:r>
+        <w:rPr>
+          <w:rFonts w:ascii="Arial" w:cs="Arial" w:eastAsia="Arial" w:hAnsi="Arial"/>
+          <w:color w:val="000000"/>
+          <w:sz w:val="22"/>
+          <w:szCs w:val="22"/>
+        </w:rPr>
+        <w:t xml:space="preserve">Who has handled a document and when, and any notes that discuss changes to it.</w:t>
+      </w:r>
+    </w:p>
+    <w:p>
+      <w:pPr>
+        <w:pStyle w:val="Heading3"/>
+      </w:pPr>
+      <w:r>
+        <w:rPr>
+          <w:rFonts w:ascii="Arial" w:cs="Arial" w:eastAsia="Arial" w:hAnsi="Arial"/>
+        </w:rPr>
+        <w:t xml:space="preserve">Limitations and Caveats</w:t>
+      </w:r>
+    </w:p>
+    <w:p>
+      <w:pPr>
+        <w:pStyle w:val="ListParagraph"/>
+        <w:numPr>
+          <w:ilvl w:val="0"/>
+          <w:numId w:val="2"/>
+        </w:numPr>
+        <w:spacing w:after="60" w:before="60"/>
+      </w:pPr>
+      <w:r>
+        <w:rPr>
+          <w:rFonts w:ascii="Arial" w:cs="Arial" w:eastAsia="Arial" w:hAnsi="Arial"/>
+          <w:color w:val="000000"/>
+          <w:sz w:val="22"/>
+          <w:szCs w:val="22"/>
+        </w:rPr>
+        <w:t xml:space="preserve">Comments are not in themselves a sign of tampering. Author names are typed in by whoever made the comment and are easy to change.</w:t>
+      </w:r>
+    </w:p>
+    <w:p>
+      <w:pPr>
+        <w:pStyle w:val="Heading2"/>
+      </w:pPr>
+      <w:r>
+        <w:rPr>
+          <w:rFonts w:ascii="Arial" w:cs="Arial" w:eastAsia="Arial" w:hAnsi="Arial"/>
+        </w:rPr>
+        <w:t xml:space="preserve">2.19  Concealment Overview</w:t>
+      </w:r>
+    </w:p>
+    <w:p>
+      <w:pPr>
+        <w:pStyle w:val="Heading3"/>
+      </w:pPr>
+      <w:r>
+        <w:rPr>
+          <w:rFonts w:ascii="Arial" w:cs="Arial" w:eastAsia="Arial" w:hAnsi="Arial"/>
+        </w:rPr>
+        <w:t xml:space="preserve">What It Shows</w:t>
+      </w:r>
+    </w:p>
+    <w:p>
+      <w:pPr>
+        <w:spacing w:after="80" w:before="80"/>
+      </w:pPr>
+      <w:r>
+        <w:rPr>
+          <w:rFonts w:ascii="Arial" w:cs="Arial" w:eastAsia="Arial" w:hAnsi="Arial"/>
+          <w:color w:val="000000"/>
+          <w:sz w:val="22"/>
+          <w:szCs w:val="22"/>
+        </w:rPr>
+        <w:t xml:space="preserve">One row per document that hides content in any way, counting each kind: one image placed over another (and how many of those hide it completely), boxes or text laid over page text, and redactions that were marked but never applied. This is the place to start when looking for hidden content; the counts point to the detailed reports.</w:t>
+      </w:r>
+    </w:p>
+    <w:p>
+      <w:pPr>
+        <w:pStyle w:val="Heading3"/>
+      </w:pPr>
+      <w:r>
+        <w:rPr>
+          <w:rFonts w:ascii="Arial" w:cs="Arial" w:eastAsia="Arial" w:hAnsi="Arial"/>
+        </w:rPr>
+        <w:t xml:space="preserve">What to Look For</w:t>
+      </w:r>
+    </w:p>
+    <w:p>
+      <w:pPr>
+        <w:pStyle w:val="ListParagraph"/>
+        <w:numPr>
+          <w:ilvl w:val="0"/>
+          <w:numId w:val="2"/>
+        </w:numPr>
+        <w:spacing w:after="60" w:before="60"/>
+      </w:pPr>
+      <w:r>
+        <w:rPr>
+          <w:rFonts w:ascii="Arial" w:cs="Arial" w:eastAsia="Arial" w:hAnsi="Arial"/>
+          <w:color w:val="000000"/>
+          <w:sz w:val="22"/>
+          <w:szCs w:val="22"/>
+        </w:rPr>
+        <w:t xml:space="preserve">Documents with high counts, especially full-concealment overlaps or unapplied redactions, whose hidden content is still in the file.</w:t>
+      </w:r>
+    </w:p>
+    <w:p>
+      <w:pPr>
+        <w:pStyle w:val="Heading3"/>
+      </w:pPr>
+      <w:r>
+        <w:rPr>
+          <w:rFonts w:ascii="Arial" w:cs="Arial" w:eastAsia="Arial" w:hAnsi="Arial"/>
+        </w:rPr>
+        <w:t xml:space="preserve">Limitations and Caveats</w:t>
+      </w:r>
+    </w:p>
+    <w:p>
+      <w:pPr>
+        <w:pStyle w:val="ListParagraph"/>
+        <w:numPr>
+          <w:ilvl w:val="0"/>
+          <w:numId w:val="2"/>
+        </w:numPr>
+        <w:spacing w:after="60" w:before="60"/>
+      </w:pPr>
+      <w:r>
+        <w:rPr>
+          <w:rFonts w:ascii="Arial" w:cs="Arial" w:eastAsia="Arial" w:hAnsi="Arial"/>
+          <w:color w:val="000000"/>
+          <w:sz w:val="22"/>
+          <w:szCs w:val="22"/>
+        </w:rPr>
+        <w:t xml:space="preserve">Documents with nothing hidden are not listed. The counts summarise; open Overlap &amp; Concealment Detail or Text Overlay Detection for the specifics.</w:t>
+      </w:r>
+    </w:p>
+    <w:p>
+      <w:pPr>
+        <w:pStyle w:val="Heading2"/>
+      </w:pPr>
+      <w:r>
+        <w:rPr>
+          <w:rFonts w:ascii="Arial" w:cs="Arial" w:eastAsia="Arial" w:hAnsi="Arial"/>
+        </w:rPr>
+        <w:t xml:space="preserve">2.20  Duplicate Submissions</w:t>
+      </w:r>
+    </w:p>
+    <w:p>
+      <w:pPr>
+        <w:pStyle w:val="Heading3"/>
+      </w:pPr>
+      <w:r>
+        <w:rPr>
+          <w:rFonts w:ascii="Arial" w:cs="Arial" w:eastAsia="Arial" w:hAnsi="Arial"/>
+        </w:rPr>
+        <w:t xml:space="preserve">What It Shows</w:t>
+      </w:r>
+    </w:p>
+    <w:p>
+      <w:pPr>
+        <w:spacing w:after="80" w:before="80"/>
+      </w:pPr>
+      <w:r>
+        <w:rPr>
+          <w:rFonts w:ascii="Arial" w:cs="Arial" w:eastAsia="Arial" w:hAnsi="Arial"/>
+          <w:color w:val="000000"/>
+          <w:sz w:val="22"/>
+          <w:szCs w:val="22"/>
+        </w:rPr>
+        <w:t xml:space="preserve">Files submitted more than once. It shows two patterns: exactly the same file submitted under different names (for example the same bank letter filed as four separate exhibits), and different files that share the same name (for example two different versions of an invoice with identical file names). Exhibit numbers in square brackets at the start of a name, such as [008.1], are ignored when comparing names.</w:t>
+      </w:r>
+    </w:p>
+    <w:p>
+      <w:pPr>
+        <w:spacing w:after="80" w:before="80"/>
+      </w:pPr>
+      <w:r>
+        <w:rPr>
+          <w:rFonts w:ascii="Arial" w:cs="Arial" w:eastAsia="Arial" w:hAnsi="Arial"/>
+          <w:color w:val="000000"/>
+          <w:sz w:val="22"/>
+          <w:szCs w:val="22"/>
+        </w:rPr>
+        <w:t xml:space="preserve">When the same file is submitted more than once, only the first copy is analysed; the others are listed as identical copies of it.</w:t>
+      </w:r>
+    </w:p>
+    <w:p>
+      <w:pPr>
+        <w:pStyle w:val="Heading3"/>
+      </w:pPr>
+      <w:r>
+        <w:rPr>
+          <w:rFonts w:ascii="Arial" w:cs="Arial" w:eastAsia="Arial" w:hAnsi="Arial"/>
+        </w:rPr>
+        <w:t xml:space="preserve">What to Look For</w:t>
+      </w:r>
+    </w:p>
+    <w:p>
+      <w:pPr>
+        <w:pStyle w:val="ListParagraph"/>
+        <w:numPr>
+          <w:ilvl w:val="0"/>
+          <w:numId w:val="2"/>
+        </w:numPr>
+        <w:spacing w:after="60" w:before="60"/>
+      </w:pPr>
+      <w:r>
+        <w:rPr>
+          <w:rFonts w:ascii="Arial" w:cs="Arial" w:eastAsia="Arial" w:hAnsi="Arial"/>
+          <w:color w:val="000000"/>
+          <w:sz w:val="22"/>
+          <w:szCs w:val="22"/>
+        </w:rPr>
+        <w:t xml:space="preserve">The same document presented several times under different references.</w:t>
+      </w:r>
+    </w:p>
+    <w:p>
+      <w:pPr>
+        <w:pStyle w:val="ListParagraph"/>
+        <w:numPr>
+          <w:ilvl w:val="0"/>
+          <w:numId w:val="2"/>
+        </w:numPr>
+        <w:spacing w:after="60" w:before="60"/>
+      </w:pPr>
+      <w:r>
+        <w:rPr>
+          <w:rFonts w:ascii="Arial" w:cs="Arial" w:eastAsia="Arial" w:hAnsi="Arial"/>
+          <w:color w:val="000000"/>
+          <w:sz w:val="22"/>
+          <w:szCs w:val="22"/>
+        </w:rPr>
+        <w:t xml:space="preserve">Two different documents presented under the same name: compare them for what changed.</w:t>
+      </w:r>
+    </w:p>
+    <w:p>
+      <w:pPr>
+        <w:pStyle w:val="Heading3"/>
+      </w:pPr>
+      <w:r>
+        <w:rPr>
+          <w:rFonts w:ascii="Arial" w:cs="Arial" w:eastAsia="Arial" w:hAnsi="Arial"/>
+        </w:rPr>
+        <w:t xml:space="preserve">Limitations and Caveats</w:t>
+      </w:r>
+    </w:p>
+    <w:p>
+      <w:pPr>
+        <w:pStyle w:val="ListParagraph"/>
+        <w:numPr>
+          <w:ilvl w:val="0"/>
+          <w:numId w:val="2"/>
+        </w:numPr>
+        <w:spacing w:after="60" w:before="60"/>
+      </w:pPr>
+      <w:r>
+        <w:rPr>
+          <w:rFonts w:ascii="Arial" w:cs="Arial" w:eastAsia="Arial" w:hAnsi="Arial"/>
+          <w:color w:val="000000"/>
+          <w:sz w:val="22"/>
+          <w:szCs w:val="22"/>
+        </w:rPr>
+        <w:t xml:space="preserve">This report only works for batches analysed with build 2026-10-08 or later. For earlier analyses it shows a note asking for the batch to be analysed again, rather than an empty table.</w:t>
+      </w:r>
+    </w:p>
+    <w:p>
+      <w:pPr>
         <w:pStyle w:val="Heading1"/>
       </w:pPr>
       <w:r>
         <w:rPr>
           <w:rFonts w:ascii="Arial" w:cs="Arial" w:eastAsia="Arial" w:hAnsi="Arial"/>
         </w:rPr>
-        <w:t xml:space="preserve">3. Using Report Features</w:t>
+        <w:t xml:space="preserve">3. Other Outputs</w:t>
+      </w:r>
+    </w:p>
+    <w:p>
+      <w:pPr>
+        <w:pStyle w:val="Heading2"/>
+      </w:pPr>
+      <w:r>
+        <w:rPr>
+          <w:rFonts w:ascii="Arial" w:cs="Arial" w:eastAsia="Arial" w:hAnsi="Arial"/>
+        </w:rPr>
+        <w:t xml:space="preserve">3.1  The Visual Overlay Report</w:t>
+      </w:r>
+    </w:p>
+    <w:p>
+      <w:pPr>
+        <w:spacing w:after="80" w:before="80"/>
+      </w:pPr>
+      <w:r>
+        <w:rPr>
+          <w:rFonts w:ascii="Arial" w:cs="Arial" w:eastAsia="Arial" w:hAnsi="Arial"/>
+          <w:color w:val="000000"/>
+          <w:sz w:val="22"/>
+          <w:szCs w:val="22"/>
+        </w:rPr>
+        <w:t xml:space="preserve">Shows each page that has overlays, as layers you can switch on and off. When every box in the left-hand list is ticked, the page looks exactly as it does when the PDF is opened. Untick an overlay to peel it away; untick all of them to see the original content underneath.</w:t>
+      </w:r>
+    </w:p>
+    <w:p>
+      <w:pPr>
+        <w:pStyle w:val="ListParagraph"/>
+        <w:numPr>
+          <w:ilvl w:val="0"/>
+          <w:numId w:val="2"/>
+        </w:numPr>
+        <w:spacing w:after="60" w:before="60"/>
+      </w:pPr>
+      <w:r>
+        <w:rPr>
+          <w:rFonts w:ascii="Arial" w:cs="Arial" w:eastAsia="Arial" w:hAnsi="Arial"/>
+          <w:color w:val="000000"/>
+          <w:sz w:val="22"/>
+          <w:szCs w:val="22"/>
+        </w:rPr>
+        <w:t xml:space="preserve">A white box with new text on it is shown step by step: first the box itself, then each line of text written on it, labelled 1a, 1b, 1c and so on. You can show the box without its text, the text without its box, or any single line.</w:t>
+      </w:r>
+    </w:p>
+    <w:p>
+      <w:pPr>
+        <w:pStyle w:val="ListParagraph"/>
+        <w:numPr>
+          <w:ilvl w:val="0"/>
+          <w:numId w:val="2"/>
+        </w:numPr>
+        <w:spacing w:after="60" w:before="60"/>
+      </w:pPr>
+      <w:r>
+        <w:rPr>
+          <w:rFonts w:ascii="Arial" w:cs="Arial" w:eastAsia="Arial" w:hAnsi="Arial"/>
+          <w:color w:val="000000"/>
+          <w:sz w:val="22"/>
+          <w:szCs w:val="22"/>
+        </w:rPr>
+        <w:t xml:space="preserve">Each overlay has a numbered badge on the page. Drag a badge if it covers something important; a line keeps it connected to its overlay. Untick Show numbers &amp; lines to see the page without them.</w:t>
+      </w:r>
+    </w:p>
+    <w:p>
+      <w:pPr>
+        <w:pStyle w:val="ListParagraph"/>
+        <w:numPr>
+          <w:ilvl w:val="0"/>
+          <w:numId w:val="2"/>
+        </w:numPr>
+        <w:spacing w:after="60" w:before="60"/>
+      </w:pPr>
+      <w:r>
+        <w:rPr>
+          <w:rFonts w:ascii="Arial" w:cs="Arial" w:eastAsia="Arial" w:hAnsi="Arial"/>
+          <w:color w:val="000000"/>
+          <w:sz w:val="22"/>
+          <w:szCs w:val="22"/>
+        </w:rPr>
+        <w:t xml:space="preserve">If the tool cannot separate the overlays on a page reliably, it says so and shows the page exactly as received, with the toggles switched off, rather than risk showing a misleading picture.</w:t>
+      </w:r>
+    </w:p>
+    <w:p>
+      <w:pPr>
+        <w:pStyle w:val="ListParagraph"/>
+        <w:numPr>
+          <w:ilvl w:val="0"/>
+          <w:numId w:val="2"/>
+        </w:numPr>
+        <w:spacing w:after="60" w:before="60"/>
+      </w:pPr>
+      <w:r>
+        <w:rPr>
+          <w:rFonts w:ascii="Arial" w:cs="Arial" w:eastAsia="Arial" w:hAnsi="Arial"/>
+          <w:color w:val="000000"/>
+          <w:sz w:val="22"/>
+          <w:szCs w:val="22"/>
+        </w:rPr>
+        <w:t xml:space="preserve">The summary under each page explains every overlay in black on white, so it prints clearly. Printing shows the page exactly as you have set it on screen.</w:t>
+      </w:r>
+    </w:p>
+    <w:p>
+      <w:pPr>
+        <w:pStyle w:val="Heading2"/>
+      </w:pPr>
+      <w:r>
+        <w:rPr>
+          <w:rFonts w:ascii="Arial" w:cs="Arial" w:eastAsia="Arial" w:hAnsi="Arial"/>
+        </w:rPr>
+        <w:t xml:space="preserve">3.2  The Document Risk Overview Spreadsheet</w:t>
+      </w:r>
+    </w:p>
+    <w:p>
+      <w:pPr>
+        <w:spacing w:after="80" w:before="80"/>
+      </w:pPr>
+      <w:r>
+        <w:rPr>
+          <w:rFonts w:ascii="Arial" w:cs="Arial" w:eastAsia="Arial" w:hAnsi="Arial"/>
+          <w:color w:val="000000"/>
+          <w:sz w:val="22"/>
+          <w:szCs w:val="22"/>
+        </w:rPr>
+        <w:t xml:space="preserve">An Excel file listing every analysed document with its risk score and the signals behind it, ready to sort and filter. It is written each time the reports are generated.</w:t>
+      </w:r>
+    </w:p>
+    <w:p>
+      <w:pPr>
+        <w:pStyle w:val="Heading2"/>
+      </w:pPr>
+      <w:r>
+        <w:rPr>
+          <w:rFonts w:ascii="Arial" w:cs="Arial" w:eastAsia="Arial" w:hAnsi="Arial"/>
+        </w:rPr>
+        <w:t xml:space="preserve">3.3  The Case Index: Where to Start</w:t>
+      </w:r>
+    </w:p>
+    <w:p>
+      <w:pPr>
+        <w:spacing w:after="80" w:before="80"/>
+      </w:pPr>
+      <w:r>
+        <w:rPr>
+          <w:rFonts w:ascii="Arial" w:cs="Arial" w:eastAsia="Arial" w:hAnsi="Arial"/>
+          <w:color w:val="000000"/>
+          <w:sz w:val="22"/>
+          <w:szCs w:val="22"/>
+        </w:rPr>
+        <w:t xml:space="preserve">The file named after your case and ending in _index.html, in the main results folder, is the starting point for a case. It links to every report, graph, spreadsheet, extracted image, earlier version and log, and is updated automatically after each run.</w:t>
+      </w:r>
+    </w:p>
+    <w:p>
+      <w:pPr>
+        <w:pStyle w:val="ListParagraph"/>
+        <w:numPr>
+          <w:ilvl w:val="0"/>
+          <w:numId w:val="2"/>
+        </w:numPr>
+        <w:spacing w:after="60" w:before="60"/>
+      </w:pPr>
+      <w:r>
+        <w:rPr>
+          <w:rFonts w:ascii="Arial" w:cs="Arial" w:eastAsia="Arial" w:hAnsi="Arial"/>
+          <w:color w:val="000000"/>
+          <w:sz w:val="22"/>
+          <w:szCs w:val="22"/>
+        </w:rPr>
+        <w:t xml:space="preserve">The Overview shows how the submitted files were handled, for example: 12 submitted, 6 analysed, 6 identical copies, 0 failed.</w:t>
+      </w:r>
+    </w:p>
+    <w:p>
+      <w:pPr>
+        <w:pStyle w:val="ListParagraph"/>
+        <w:numPr>
+          <w:ilvl w:val="0"/>
+          <w:numId w:val="2"/>
+        </w:numPr>
+        <w:spacing w:after="60" w:before="60"/>
+      </w:pPr>
+      <w:r>
+        <w:rPr>
+          <w:rFonts w:ascii="Arial" w:cs="Arial" w:eastAsia="Arial" w:hAnsi="Arial"/>
+          <w:color w:val="000000"/>
+          <w:sz w:val="22"/>
+          <w:szCs w:val="22"/>
+        </w:rPr>
+        <w:t xml:space="preserve">If you have analysed the case more than once, use the selector at the top left to choose which analysis to view. A warning appears if one analysis’s results were produced by different versions of the tool.</w:t>
+      </w:r>
+    </w:p>
+    <w:p>
+      <w:pPr>
+        <w:pStyle w:val="ListParagraph"/>
+        <w:numPr>
+          <w:ilvl w:val="0"/>
+          <w:numId w:val="2"/>
+        </w:numPr>
+        <w:spacing w:after="60" w:before="60"/>
+      </w:pPr>
+      <w:r>
+        <w:rPr>
+          <w:rFonts w:ascii="Arial" w:cs="Arial" w:eastAsia="Arial" w:hAnsi="Arial"/>
+          <w:color w:val="000000"/>
+          <w:sz w:val="22"/>
+          <w:szCs w:val="22"/>
+        </w:rPr>
+        <w:t xml:space="preserve">Browsers cannot open Excel files directly. For spreadsheets, click Copy path, then paste the path into Win+R or the File Explorer address bar and press Enter.</w:t>
+      </w:r>
+    </w:p>
+    <w:p>
+      <w:pPr>
+        <w:pStyle w:val="Heading2"/>
+      </w:pPr>
+      <w:r>
+        <w:rPr>
+          <w:rFonts w:ascii="Arial" w:cs="Arial" w:eastAsia="Arial" w:hAnsi="Arial"/>
+        </w:rPr>
+        <w:t xml:space="preserve">3.4  What Happened to Each File</w:t>
+      </w:r>
+    </w:p>
+    <w:p>
+      <w:pPr>
+        <w:spacing w:after="80" w:before="80"/>
+      </w:pPr>
+      <w:r>
+        <w:rPr>
+          <w:rFonts w:ascii="Arial" w:cs="Arial" w:eastAsia="Arial" w:hAnsi="Arial"/>
+          <w:color w:val="000000"/>
+          <w:sz w:val="22"/>
+          <w:szCs w:val="22"/>
+        </w:rPr>
+        <w:t xml:space="preserve">At the end of every analysis the tool reports how every submitted file was handled: analysed, skipped because it is an identical copy of a file already analysed, failed (with the reason), or not found. The same summary is written to the session log and shown in the case index, so no submitted file goes unaccounted for.</w:t>
+      </w:r>
+    </w:p>
+    <w:p>
+      <w:pPr>
+        <w:pStyle w:val="Heading1"/>
+      </w:pPr>
+      <w:r>
+        <w:rPr>
+          <w:rFonts w:ascii="Arial" w:cs="Arial" w:eastAsia="Arial" w:hAnsi="Arial"/>
+        </w:rPr>
+        <w:t xml:space="preserve">4. Using Report Features</w:t>
       </w:r>
     </w:p>
     <w:p>
@@ -11186,7 +12774,7 @@
           <w:sz w:val="22"/>
           <w:szCs w:val="22"/>
         </w:rPr>
-        <w:t xml:space="preserve">All eighteen reports share these interactive features:</w:t>
+        <w:t xml:space="preserve">All twenty reports share these interactive features:</w:t>
       </w:r>
     </w:p>
     <w:p>
@@ -11306,7 +12894,7 @@
         <w:rPr>
           <w:rFonts w:ascii="Arial" w:cs="Arial" w:eastAsia="Arial" w:hAnsi="Arial"/>
         </w:rPr>
-        <w:t xml:space="preserve">4. Important Limitations</w:t>
+        <w:t xml:space="preserve">5. Important Limitations</w:t>
       </w:r>
     </w:p>
     <w:p>

--- a/Application/Documentation/02b_HTML_Reports_Broader.docx
+++ b/Application/Documentation/02b_HTML_Reports_Broader.docx
@@ -12407,7 +12407,7 @@
           <w:sz w:val="22"/>
           <w:szCs w:val="22"/>
         </w:rPr>
-        <w:t xml:space="preserve">Files submitted more than once. It shows two patterns: exactly the same file submitted under different names (for example the same bank letter filed as four separate exhibits), and different files that share the same name (for example two different versions of an invoice with identical file names). Exhibit numbers in square brackets at the start of a name, such as [008.1], are ignored when comparing names.</w:t>
+        <w:t xml:space="preserve">Files submitted more than once. It shows two patterns: exactly the same file submitted under different names (for example the same bank letter filed as four separate exhibits), and different files that share the same name (for example two different versions of an invoice with identical file names). Exhibit numbers in square brackets at the start of a name, such as [001.2], are ignored when comparing names.</w:t>
       </w:r>
     </w:p>
     <w:p>

--- a/Application/Documentation/02b_HTML_Reports_Broader.docx
+++ b/Application/Documentation/02b_HTML_Reports_Broader.docx
@@ -111,7 +111,7 @@
           <w:sz w:val="22"/>
           <w:szCs w:val="22"/>
         </w:rPr>
-        <w:t xml:space="preserve">Document Date: October 9, 2026 · Applies to PDF Forensics Suite v1.0.0, build 2026-10-09</w:t>
+        <w:t xml:space="preserve">Document Date: October 13, 2026 · Applies to PDF Forensics Suite v1.0.0, build 2026-10-13</w:t>
       </w:r>
     </w:p>
     <w:p>

--- a/Application/Documentation/02b_HTML_Reports_Broader.docx
+++ b/Application/Documentation/02b_HTML_Reports_Broader.docx
@@ -111,7 +111,7 @@
           <w:sz w:val="22"/>
           <w:szCs w:val="22"/>
         </w:rPr>
-        <w:t xml:space="preserve">Document Date: October 13, 2026 · Applies to PDF Forensics Suite v1.0.0, build 2026-10-13</w:t>
+        <w:t xml:space="preserve">Document Date: October 14, 2026 · Applies to PDF Forensics Suite v1.0.0, build 2026-10-14</w:t>
       </w:r>
     </w:p>
     <w:p>
@@ -168,7 +168,7 @@
           <w:sz w:val="22"/>
           <w:szCs w:val="22"/>
         </w:rPr>
-        <w:t xml:space="preserve">PDF Forensics Suite produces twenty HTML reports from its analysis database, plus a visual overlay report, a risk spreadsheet and a case index (section 3). Each report opens in any web browser as a self-contained interactive file. You can sort any column by clicking its header, filter rows by typing in the boxes below the headers, and export the current view to a spreadsheet using the CSV export buttons.</w:t>
+        <w:t xml:space="preserve">PDF Forensics Suite produces twenty-one HTML reports from its analysis database, plus a visual overlay report, a risk spreadsheet and a case index (section 3). Each report opens in any web browser as a self-contained interactive file. You can sort any column by clicking its header, filter rows by typing in the boxes below the headers, and export the current view to a spreadsheet using the CSV export buttons.</w:t>
       </w:r>
     </w:p>
     <w:p>
@@ -12505,6 +12505,140 @@
     </w:p>
     <w:p>
       <w:pPr>
+        <w:pStyle w:val="Heading2"/>
+      </w:pPr>
+      <w:r>
+        <w:rPr>
+          <w:rFonts w:ascii="Arial" w:cs="Arial" w:eastAsia="Arial" w:hAnsi="Arial"/>
+        </w:rPr>
+        <w:t xml:space="preserve">2.21  Encrypted Files</w:t>
+      </w:r>
+    </w:p>
+    <w:p>
+      <w:pPr>
+        <w:pStyle w:val="Heading3"/>
+      </w:pPr>
+      <w:r>
+        <w:rPr>
+          <w:rFonts w:ascii="Arial" w:cs="Arial" w:eastAsia="Arial" w:hAnsi="Arial"/>
+        </w:rPr>
+        <w:t xml:space="preserve">What It Shows</w:t>
+      </w:r>
+    </w:p>
+    <w:p>
+      <w:pPr>
+        <w:spacing w:after="80" w:before="80"/>
+      </w:pPr>
+      <w:r>
+        <w:rPr>
+          <w:rFonts w:ascii="Arial" w:cs="Arial" w:eastAsia="Arial" w:hAnsi="Arial"/>
+          <w:color w:val="000000"/>
+          <w:sz w:val="22"/>
+          <w:szCs w:val="22"/>
+        </w:rPr>
+        <w:t xml:space="preserve">Every password-protected PDF and what happened to it: opened with no password (files encrypted only to set permissions), opened with one of the passwords you supplied, or not opened because none of your passwords worked or because you did not supply a password list. The password that opened each file is shown, as part of the record and so the step can be repeated. The report header warns that it contains passwords; treat it as carefully as the password list itself.</w:t>
+      </w:r>
+    </w:p>
+    <w:p>
+      <w:pPr>
+        <w:pStyle w:val="Heading3"/>
+      </w:pPr>
+      <w:r>
+        <w:rPr>
+          <w:rFonts w:ascii="Arial" w:cs="Arial" w:eastAsia="Arial" w:hAnsi="Arial"/>
+        </w:rPr>
+        <w:t xml:space="preserve">What to Look For</w:t>
+      </w:r>
+    </w:p>
+    <w:p>
+      <w:pPr>
+        <w:pStyle w:val="ListParagraph"/>
+        <w:numPr>
+          <w:ilvl w:val="0"/>
+          <w:numId w:val="2"/>
+        </w:numPr>
+        <w:spacing w:after="60" w:before="60"/>
+      </w:pPr>
+      <w:r>
+        <w:rPr>
+          <w:rFonts w:ascii="Arial" w:cs="Arial" w:eastAsia="Arial" w:hAnsi="Arial"/>
+          <w:color w:val="000000"/>
+          <w:sz w:val="22"/>
+          <w:szCs w:val="22"/>
+        </w:rPr>
+        <w:t xml:space="preserve">Which protected documents were opened and with which password.</w:t>
+      </w:r>
+    </w:p>
+    <w:p>
+      <w:pPr>
+        <w:pStyle w:val="ListParagraph"/>
+        <w:numPr>
+          <w:ilvl w:val="0"/>
+          <w:numId w:val="2"/>
+        </w:numPr>
+        <w:spacing w:after="60" w:before="60"/>
+      </w:pPr>
+      <w:r>
+        <w:rPr>
+          <w:rFonts w:ascii="Arial" w:cs="Arial" w:eastAsia="Arial" w:hAnsi="Arial"/>
+          <w:color w:val="000000"/>
+          <w:sz w:val="22"/>
+          <w:szCs w:val="22"/>
+        </w:rPr>
+        <w:t xml:space="preserve">Documents that could not be opened: either no supplied password worked, or no list was supplied so they were set aside.</w:t>
+      </w:r>
+    </w:p>
+    <w:p>
+      <w:pPr>
+        <w:pStyle w:val="Heading3"/>
+      </w:pPr>
+      <w:r>
+        <w:rPr>
+          <w:rFonts w:ascii="Arial" w:cs="Arial" w:eastAsia="Arial" w:hAnsi="Arial"/>
+        </w:rPr>
+        <w:t xml:space="preserve">Limitations and Caveats</w:t>
+      </w:r>
+    </w:p>
+    <w:p>
+      <w:pPr>
+        <w:pStyle w:val="ListParagraph"/>
+        <w:numPr>
+          <w:ilvl w:val="0"/>
+          <w:numId w:val="2"/>
+        </w:numPr>
+        <w:spacing w:after="60" w:before="60"/>
+      </w:pPr>
+      <w:r>
+        <w:rPr>
+          <w:rFonts w:ascii="Arial" w:cs="Arial" w:eastAsia="Arial" w:hAnsi="Arial"/>
+          <w:color w:val="000000"/>
+          <w:sz w:val="22"/>
+          <w:szCs w:val="22"/>
+        </w:rPr>
+        <w:t xml:space="preserve">This is not a password cracker. It only tries passwords you provide, plus the blank password; it does not guess or brute-force.</w:t>
+      </w:r>
+    </w:p>
+    <w:p>
+      <w:pPr>
+        <w:pStyle w:val="ListParagraph"/>
+        <w:numPr>
+          <w:ilvl w:val="0"/>
+          <w:numId w:val="2"/>
+        </w:numPr>
+        <w:spacing w:after="60" w:before="60"/>
+      </w:pPr>
+      <w:r>
+        <w:rPr>
+          <w:rFonts w:ascii="Arial" w:cs="Arial" w:eastAsia="Arial" w:hAnsi="Arial"/>
+          <w:color w:val="000000"/>
+          <w:sz w:val="22"/>
+          <w:szCs w:val="22"/>
+        </w:rPr>
+        <w:t xml:space="preserve">For a locked file that could not be opened, the encryption method may show as blank, because it cannot be read without the password.</w:t>
+      </w:r>
+    </w:p>
+    <w:p>
+      <w:pPr>
         <w:pStyle w:val="Heading1"/>
       </w:pPr>
       <w:r>
@@ -12774,7 +12908,7 @@
           <w:sz w:val="22"/>
           <w:szCs w:val="22"/>
         </w:rPr>
-        <w:t xml:space="preserve">All twenty reports share these interactive features:</w:t>
+        <w:t xml:space="preserve">All twenty-one reports share these interactive features:</w:t>
       </w:r>
     </w:p>
     <w:p>

--- a/Application/Documentation/02b_HTML_Reports_Broader.docx
+++ b/Application/Documentation/02b_HTML_Reports_Broader.docx
@@ -111,7 +111,7 @@
           <w:sz w:val="22"/>
           <w:szCs w:val="22"/>
         </w:rPr>
-        <w:t xml:space="preserve">Document Date: October 14, 2026 · Applies to PDF Forensics Suite v1.0.0, build 2026-10-14</w:t>
+        <w:t xml:space="preserve">Document Date: October 15, 2026 · Applies to PDF Forensics Suite v1.0.0, build 2026-10-15</w:t>
       </w:r>
     </w:p>
     <w:p>

--- a/Application/Documentation/02b_HTML_Reports_Broader.docx
+++ b/Application/Documentation/02b_HTML_Reports_Broader.docx
@@ -111,7 +111,7 @@
           <w:sz w:val="22"/>
           <w:szCs w:val="22"/>
         </w:rPr>
-        <w:t xml:space="preserve">Document Date: October 15, 2026 · Applies to PDF Forensics Suite v1.0.0, build 2026-10-15</w:t>
+        <w:t xml:space="preserve">Document Date: October 20, 2026 · Applies to PDF Forensics Suite v1.0.0, build 2026-10-20</w:t>
       </w:r>
     </w:p>
     <w:p>

--- a/Application/Documentation/02b_HTML_Reports_Broader.docx
+++ b/Application/Documentation/02b_HTML_Reports_Broader.docx
@@ -62,7 +62,7 @@
           <w:sz w:val="52"/>
           <w:szCs w:val="52"/>
         </w:rPr>
-        <w:t xml:space="preserve">PDF FORENSICS SUITE v1.0.0</w:t>
+        <w:t xml:space="preserve">PDF FORENSICS SUITE v1.0.1</w:t>
       </w:r>
     </w:p>
     <w:p>
@@ -111,7 +111,7 @@
           <w:sz w:val="22"/>
           <w:szCs w:val="22"/>
         </w:rPr>
-        <w:t xml:space="preserve">Document Date: October 20, 2026 · Applies to PDF Forensics Suite v1.0.0, build 2026-10-20</w:t>
+        <w:t xml:space="preserve">Document Date: October 21, 2026 · Applies to PDF Forensics Suite v1.0.1, build 2026-10-21</w:t>
       </w:r>
     </w:p>
     <w:p>
@@ -128,7 +128,7 @@
           <w:sz w:val="20"/>
           <w:szCs w:val="20"/>
         </w:rPr>
-        <w:t xml:space="preserve">Released under the MIT License</w:t>
+        <w:t xml:space="preserve">Released under the Apache License, Version 2.0</w:t>
       </w:r>
     </w:p>
     <w:p>
@@ -13212,7 +13212,7 @@
         <w:sz w:val="16"/>
         <w:szCs w:val="16"/>
       </w:rPr>
-      <w:t xml:space="preserve">PDF Forensics Suite v1.0.0 — HTML Report Reference — Plain-Language Guide  </w:t>
+      <w:t xml:space="preserve">PDF Forensics Suite v1.0.1 — HTML Report Reference — Plain-Language Guide  </w:t>
     </w:r>
     <w:r>
       <w:rPr>
@@ -13300,7 +13300,7 @@
         <w:sz w:val="16"/>
         <w:szCs w:val="16"/>
       </w:rPr>
-      <w:t xml:space="preserve">PDF Forensics Suite v1.0.0 — HTML Report Reference — Plain-Language Guide</w:t>
+      <w:t xml:space="preserve">PDF Forensics Suite v1.0.1 — HTML Report Reference — Plain-Language Guide</w:t>
     </w:r>
   </w:p>
 </w:hdr>

--- a/Application/Documentation/02b_HTML_Reports_Broader.docx
+++ b/Application/Documentation/02b_HTML_Reports_Broader.docx
@@ -62,7 +62,7 @@
           <w:sz w:val="52"/>
           <w:szCs w:val="52"/>
         </w:rPr>
-        <w:t xml:space="preserve">PDF FORENSICS SUITE v1.0.1</w:t>
+        <w:t xml:space="preserve">PDF FORENSICS SUITE v1.0.2</w:t>
       </w:r>
     </w:p>
     <w:p>
@@ -111,7 +111,7 @@
           <w:sz w:val="22"/>
           <w:szCs w:val="22"/>
         </w:rPr>
-        <w:t xml:space="preserve">Document Date: October 21, 2026 · Applies to PDF Forensics Suite v1.0.1, build 2026-10-21</w:t>
+        <w:t xml:space="preserve">Document Date: October 22, 2026 · Applies to PDF Forensics Suite v1.0.2, build 2026-10-22</w:t>
       </w:r>
     </w:p>
     <w:p>
@@ -13212,7 +13212,7 @@
         <w:sz w:val="16"/>
         <w:szCs w:val="16"/>
       </w:rPr>
-      <w:t xml:space="preserve">PDF Forensics Suite v1.0.1 — HTML Report Reference — Plain-Language Guide  </w:t>
+      <w:t xml:space="preserve">PDF Forensics Suite v1.0.2 — HTML Report Reference — Plain-Language Guide  </w:t>
     </w:r>
     <w:r>
       <w:rPr>
@@ -13300,7 +13300,7 @@
         <w:sz w:val="16"/>
         <w:szCs w:val="16"/>
       </w:rPr>
-      <w:t xml:space="preserve">PDF Forensics Suite v1.0.1 — HTML Report Reference — Plain-Language Guide</w:t>
+      <w:t xml:space="preserve">PDF Forensics Suite v1.0.2 — HTML Report Reference — Plain-Language Guide</w:t>
     </w:r>
   </w:p>
 </w:hdr>

--- a/Application/Documentation/02b_HTML_Reports_Broader.docx
+++ b/Application/Documentation/02b_HTML_Reports_Broader.docx
@@ -62,7 +62,7 @@
           <w:sz w:val="52"/>
           <w:szCs w:val="52"/>
         </w:rPr>
-        <w:t xml:space="preserve">PDF FORENSICS SUITE v1.0.2</w:t>
+        <w:t xml:space="preserve">PDF FORENSICS SUITE v1.0.3</w:t>
       </w:r>
     </w:p>
     <w:p>
@@ -111,7 +111,7 @@
           <w:sz w:val="22"/>
           <w:szCs w:val="22"/>
         </w:rPr>
-        <w:t xml:space="preserve">Document Date: October 22, 2026 · Applies to PDF Forensics Suite v1.0.2, build 2026-10-22</w:t>
+        <w:t xml:space="preserve">Document Date: October 22, 2026 · Applies to PDF Forensics Suite v1.0.3, build 2026-10-22b</w:t>
       </w:r>
     </w:p>
     <w:p>
@@ -1646,7 +1646,7 @@
                 <w:sz w:val="18"/>
                 <w:szCs w:val="18"/>
               </w:rPr>
-              <w:t xml:space="preserve">Find documents using PDF features newer than the version they claim.</w:t>
+              <w:t xml:space="preserve">Find documents whose PDF version claim is impossible, was changed, or is older than the features they use.</w:t>
             </w:r>
           </w:p>
         </w:tc>
@@ -11891,7 +11891,7 @@
           <w:sz w:val="22"/>
           <w:szCs w:val="22"/>
         </w:rPr>
-        <w:t xml:space="preserve">Lists any document that uses PDF features which require a newer version of the format than the document claims to be. Because the version label is easy to edit but the features inside are not, a file that claims an old version yet contains newer features is worth a closer look — especially if it also claims a creation date from before those features existed. The report explains, for each document, what it claims, what it actually requires, and why; it also notes the innocent explanations, so a small mismatch is treated as something to check rather than proof of anything.</w:t>
+        <w:t xml:space="preserve">Brings together every problem with a document's PDF version. It lists a version number that does not exist (no genuine software writes one, so it points to a hand edit); a version label changed after the file was created (metadata tools add the change at the end of the file rather than replacing the original, so both the old and the new label remain and the report shows each); and any document that uses PDF features which require a newer version of the format than the document claims to be. Because the version label is easy to edit but the features inside are not, a file that claims an old version yet contains newer features is worth a closer look — especially if it also claims a creation date from before those features existed. The report explains, for each document, what it claims, what it actually requires, and why; it also notes the innocent explanations, so a small mismatch is treated as something to check rather than proof of anything.</w:t>
       </w:r>
     </w:p>
     <w:p>
@@ -13212,7 +13212,7 @@
         <w:sz w:val="16"/>
         <w:szCs w:val="16"/>
       </w:rPr>
-      <w:t xml:space="preserve">PDF Forensics Suite v1.0.2 — HTML Report Reference — Plain-Language Guide  </w:t>
+      <w:t xml:space="preserve">PDF Forensics Suite v1.0.3 — HTML Report Reference — Plain-Language Guide  </w:t>
     </w:r>
     <w:r>
       <w:rPr>
@@ -13300,7 +13300,7 @@
         <w:sz w:val="16"/>
         <w:szCs w:val="16"/>
       </w:rPr>
-      <w:t xml:space="preserve">PDF Forensics Suite v1.0.2 — HTML Report Reference — Plain-Language Guide</w:t>
+      <w:t xml:space="preserve">PDF Forensics Suite v1.0.3 — HTML Report Reference — Plain-Language Guide</w:t>
     </w:r>
   </w:p>
 </w:hdr>

--- a/Application/Documentation/02b_HTML_Reports_Broader.docx
+++ b/Application/Documentation/02b_HTML_Reports_Broader.docx
@@ -62,7 +62,7 @@
           <w:sz w:val="52"/>
           <w:szCs w:val="52"/>
         </w:rPr>
-        <w:t xml:space="preserve">PDF FORENSICS SUITE v1.0.3</w:t>
+        <w:t xml:space="preserve">PDF FORENSICS SUITE v1.1.0</w:t>
       </w:r>
     </w:p>
     <w:p>
@@ -111,7 +111,7 @@
           <w:sz w:val="22"/>
           <w:szCs w:val="22"/>
         </w:rPr>
-        <w:t xml:space="preserve">Document Date: October 22, 2026 · Applies to PDF Forensics Suite v1.0.3, build 2026-10-22b</w:t>
+        <w:t xml:space="preserve">Document Date: October 22, 2026 · Applies to PDF Forensics Suite v1.1.0, build 2026-10-22c</w:t>
       </w:r>
     </w:p>
     <w:p>
@@ -168,7 +168,7 @@
           <w:sz w:val="22"/>
           <w:szCs w:val="22"/>
         </w:rPr>
-        <w:t xml:space="preserve">PDF Forensics Suite produces twenty-one HTML reports from its analysis database, plus a visual overlay report, a risk spreadsheet and a case index (section 3). Each report opens in any web browser as a self-contained interactive file. You can sort any column by clicking its header, filter rows by typing in the boxes below the headers, and export the current view to a spreadsheet using the CSV export buttons.</w:t>
+        <w:t xml:space="preserve">PDF Forensics Suite produces twenty-two HTML reports from its analysis database, plus a visual overlay report, a risk spreadsheet and a case index (section 3). Each report opens in any web browser as a self-contained interactive file. You can sort any column by clicking its header, filter rows by typing in the boxes below the headers, and export the current view to a spreadsheet using the CSV export buttons.</w:t>
       </w:r>
     </w:p>
     <w:p>
@@ -2221,6 +2221,196 @@
           </w:p>
         </w:tc>
       </w:tr>
+      <w:tr>
+        <w:tc>
+          <w:tcPr>
+            <w:tcW w:type="dxa" w:w="702"/>
+            <w:tcBorders>
+              <w:top w:val="single" w:color="CCCCCC" w:sz="1"/>
+              <w:left w:val="single" w:color="CCCCCC" w:sz="1"/>
+              <w:bottom w:val="single" w:color="CCCCCC" w:sz="1"/>
+              <w:right w:val="single" w:color="CCCCCC" w:sz="1"/>
+            </w:tcBorders>
+            <w:shd w:fill="FFFFFF" w:val="clear"/>
+            <w:tcMar>
+              <w:top w:type="dxa" w:w="80"/>
+              <w:left w:type="dxa" w:w="120"/>
+              <w:bottom w:type="dxa" w:w="80"/>
+              <w:right w:type="dxa" w:w="120"/>
+            </w:tcMar>
+          </w:tcPr>
+          <w:p>
+            <w:r>
+              <w:rPr>
+                <w:rFonts w:ascii="Arial" w:cs="Arial" w:eastAsia="Arial" w:hAnsi="Arial"/>
+                <w:b/>
+                <w:bCs/>
+                <w:color w:val="000000"/>
+                <w:sz w:val="18"/>
+                <w:szCs w:val="18"/>
+              </w:rPr>
+              <w:t xml:space="preserve">21</w:t>
+            </w:r>
+          </w:p>
+        </w:tc>
+        <w:tc>
+          <w:tcPr>
+            <w:tcW w:type="dxa" w:w="3510"/>
+            <w:tcBorders>
+              <w:top w:val="single" w:color="CCCCCC" w:sz="1"/>
+              <w:left w:val="single" w:color="CCCCCC" w:sz="1"/>
+              <w:bottom w:val="single" w:color="CCCCCC" w:sz="1"/>
+              <w:right w:val="single" w:color="CCCCCC" w:sz="1"/>
+            </w:tcBorders>
+            <w:shd w:fill="FFFFFF" w:val="clear"/>
+            <w:tcMar>
+              <w:top w:type="dxa" w:w="80"/>
+              <w:left w:type="dxa" w:w="120"/>
+              <w:bottom w:type="dxa" w:w="80"/>
+              <w:right w:type="dxa" w:w="120"/>
+            </w:tcMar>
+          </w:tcPr>
+          <w:p>
+            <w:r>
+              <w:rPr>
+                <w:rFonts w:ascii="Arial" w:cs="Arial" w:eastAsia="Arial" w:hAnsi="Arial"/>
+                <w:b/>
+                <w:bCs/>
+                <w:color w:val="000000"/>
+                <w:sz w:val="18"/>
+                <w:szCs w:val="18"/>
+              </w:rPr>
+              <w:t xml:space="preserve">Encrypted Files</w:t>
+            </w:r>
+          </w:p>
+        </w:tc>
+        <w:tc>
+          <w:tcPr>
+            <w:tcW w:type="dxa" w:w="5148"/>
+            <w:tcBorders>
+              <w:top w:val="single" w:color="CCCCCC" w:sz="1"/>
+              <w:left w:val="single" w:color="CCCCCC" w:sz="1"/>
+              <w:bottom w:val="single" w:color="CCCCCC" w:sz="1"/>
+              <w:right w:val="single" w:color="CCCCCC" w:sz="1"/>
+            </w:tcBorders>
+            <w:shd w:fill="FFFFFF" w:val="clear"/>
+            <w:tcMar>
+              <w:top w:type="dxa" w:w="80"/>
+              <w:left w:type="dxa" w:w="120"/>
+              <w:bottom w:type="dxa" w:w="80"/>
+              <w:right w:type="dxa" w:w="120"/>
+            </w:tcMar>
+          </w:tcPr>
+          <w:p>
+            <w:r>
+              <w:rPr>
+                <w:rFonts w:ascii="Arial" w:cs="Arial" w:eastAsia="Arial" w:hAnsi="Arial"/>
+                <w:b w:val="false"/>
+                <w:bCs w:val="false"/>
+                <w:color w:val="000000"/>
+                <w:sz w:val="18"/>
+                <w:szCs w:val="18"/>
+              </w:rPr>
+              <w:t xml:space="preserve">See which files were password-protected and how each one was handled.</w:t>
+            </w:r>
+          </w:p>
+        </w:tc>
+      </w:tr>
+      <w:tr>
+        <w:tc>
+          <w:tcPr>
+            <w:tcW w:type="dxa" w:w="702"/>
+            <w:tcBorders>
+              <w:top w:val="single" w:color="CCCCCC" w:sz="1"/>
+              <w:left w:val="single" w:color="CCCCCC" w:sz="1"/>
+              <w:bottom w:val="single" w:color="CCCCCC" w:sz="1"/>
+              <w:right w:val="single" w:color="CCCCCC" w:sz="1"/>
+            </w:tcBorders>
+            <w:shd w:fill="FFFFFF" w:val="clear"/>
+            <w:tcMar>
+              <w:top w:type="dxa" w:w="80"/>
+              <w:left w:type="dxa" w:w="120"/>
+              <w:bottom w:type="dxa" w:w="80"/>
+              <w:right w:type="dxa" w:w="120"/>
+            </w:tcMar>
+          </w:tcPr>
+          <w:p>
+            <w:r>
+              <w:rPr>
+                <w:rFonts w:ascii="Arial" w:cs="Arial" w:eastAsia="Arial" w:hAnsi="Arial"/>
+                <w:b/>
+                <w:bCs/>
+                <w:color w:val="000000"/>
+                <w:sz w:val="18"/>
+                <w:szCs w:val="18"/>
+              </w:rPr>
+              <w:t xml:space="preserve">22</w:t>
+            </w:r>
+          </w:p>
+        </w:tc>
+        <w:tc>
+          <w:tcPr>
+            <w:tcW w:type="dxa" w:w="3510"/>
+            <w:tcBorders>
+              <w:top w:val="single" w:color="CCCCCC" w:sz="1"/>
+              <w:left w:val="single" w:color="CCCCCC" w:sz="1"/>
+              <w:bottom w:val="single" w:color="CCCCCC" w:sz="1"/>
+              <w:right w:val="single" w:color="CCCCCC" w:sz="1"/>
+            </w:tcBorders>
+            <w:shd w:fill="FFFFFF" w:val="clear"/>
+            <w:tcMar>
+              <w:top w:type="dxa" w:w="80"/>
+              <w:left w:type="dxa" w:w="120"/>
+              <w:bottom w:type="dxa" w:w="80"/>
+              <w:right w:type="dxa" w:w="120"/>
+            </w:tcMar>
+          </w:tcPr>
+          <w:p>
+            <w:r>
+              <w:rPr>
+                <w:rFonts w:ascii="Arial" w:cs="Arial" w:eastAsia="Arial" w:hAnsi="Arial"/>
+                <w:b/>
+                <w:bCs/>
+                <w:color w:val="000000"/>
+                <w:sz w:val="18"/>
+                <w:szCs w:val="18"/>
+              </w:rPr>
+              <w:t xml:space="preserve">Timeline Analysis</w:t>
+            </w:r>
+          </w:p>
+        </w:tc>
+        <w:tc>
+          <w:tcPr>
+            <w:tcW w:type="dxa" w:w="5148"/>
+            <w:tcBorders>
+              <w:top w:val="single" w:color="CCCCCC" w:sz="1"/>
+              <w:left w:val="single" w:color="CCCCCC" w:sz="1"/>
+              <w:bottom w:val="single" w:color="CCCCCC" w:sz="1"/>
+              <w:right w:val="single" w:color="CCCCCC" w:sz="1"/>
+            </w:tcBorders>
+            <w:shd w:fill="FFFFFF" w:val="clear"/>
+            <w:tcMar>
+              <w:top w:type="dxa" w:w="80"/>
+              <w:left w:type="dxa" w:w="120"/>
+              <w:bottom w:type="dxa" w:w="80"/>
+              <w:right w:type="dxa" w:w="120"/>
+            </w:tcMar>
+          </w:tcPr>
+          <w:p>
+            <w:r>
+              <w:rPr>
+                <w:rFonts w:ascii="Arial" w:cs="Arial" w:eastAsia="Arial" w:hAnsi="Arial"/>
+                <w:b w:val="false"/>
+                <w:bCs w:val="false"/>
+                <w:color w:val="000000"/>
+                <w:sz w:val="18"/>
+                <w:szCs w:val="18"/>
+              </w:rPr>
+              <w:t xml:space="preserve">Check that every timestamp in a document and its earlier versions is in a sensible order.</w:t>
+            </w:r>
+          </w:p>
+        </w:tc>
+      </w:tr>
     </w:tbl>
     <w:p>
       <w:pPr>
@@ -12639,6 +12829,31 @@
     </w:p>
     <w:p>
       <w:pPr>
+        <w:pStyle w:val="Heading2"/>
+      </w:pPr>
+      <w:r>
+        <w:rPr>
+          <w:rFonts w:ascii="Arial" w:cs="Arial" w:eastAsia="Arial" w:hAnsi="Arial"/>
+        </w:rPr>
+        <w:t xml:space="preserve">2.22  Timeline Analysis</w:t>
+      </w:r>
+    </w:p>
+    <w:p>
+      <w:pPr>
+        <w:spacing w:after="80" w:before="80"/>
+      </w:pPr>
+      <w:r>
+        <w:rPr>
+          <w:rFonts w:ascii="Arial" w:cs="Arial" w:eastAsia="Arial" w:hAnsi="Arial"/>
+          <w:color w:val="000000"/>
+          <w:sz w:val="22"/>
+          <w:szCs w:val="22"/>
+        </w:rPr>
+        <w:t xml:space="preserve">Puts every date and time recorded in a document in order, including those in its earlier saved versions: when it was created and modified, when comments were added, when it was signed, and when any photos in it were taken. All times are converted to a single time zone, UTC, so they can be compared; the report says when a time had no time zone recorded and had to be assumed to be UTC. If everything is in a sensible order the document is marked CONSISTENT. If not, it is marked INCONSISTENT and the times that do not fit are marked FLAGGED with an explanation, for example a document that claims to have been modified before it was created, or a later version that claims an earlier date than the version before it. A clock can simply be wrong, so a flag is a reason to look closer rather than proof of anything; equally, a tidy timeline does not prove a document is genuine.</w:t>
+      </w:r>
+    </w:p>
+    <w:p>
+      <w:pPr>
         <w:pStyle w:val="Heading1"/>
       </w:pPr>
       <w:r>
@@ -12908,7 +13123,7 @@
           <w:sz w:val="22"/>
           <w:szCs w:val="22"/>
         </w:rPr>
-        <w:t xml:space="preserve">All twenty-one reports share these interactive features:</w:t>
+        <w:t xml:space="preserve">All twenty-two reports share these interactive features:</w:t>
       </w:r>
     </w:p>
     <w:p>
@@ -13212,7 +13427,7 @@
         <w:sz w:val="16"/>
         <w:szCs w:val="16"/>
       </w:rPr>
-      <w:t xml:space="preserve">PDF Forensics Suite v1.0.3 — HTML Report Reference — Plain-Language Guide  </w:t>
+      <w:t xml:space="preserve">PDF Forensics Suite v1.1.0 — HTML Report Reference — Plain-Language Guide  </w:t>
     </w:r>
     <w:r>
       <w:rPr>
@@ -13300,7 +13515,7 @@
         <w:sz w:val="16"/>
         <w:szCs w:val="16"/>
       </w:rPr>
-      <w:t xml:space="preserve">PDF Forensics Suite v1.0.3 — HTML Report Reference — Plain-Language Guide</w:t>
+      <w:t xml:space="preserve">PDF Forensics Suite v1.1.0 — HTML Report Reference — Plain-Language Guide</w:t>
     </w:r>
   </w:p>
 </w:hdr>

--- a/Application/Documentation/02b_HTML_Reports_Broader.docx
+++ b/Application/Documentation/02b_HTML_Reports_Broader.docx
@@ -62,7 +62,7 @@
           <w:sz w:val="52"/>
           <w:szCs w:val="52"/>
         </w:rPr>
-        <w:t xml:space="preserve">PDF FORENSICS SUITE v1.1.0</w:t>
+        <w:t xml:space="preserve">PDF FORENSICS SUITE v1.1.1</w:t>
       </w:r>
     </w:p>
     <w:p>
@@ -111,7 +111,7 @@
           <w:sz w:val="22"/>
           <w:szCs w:val="22"/>
         </w:rPr>
-        <w:t xml:space="preserve">Document Date: October 22, 2026 · Applies to PDF Forensics Suite v1.1.0, build 2026-10-22c</w:t>
+        <w:t xml:space="preserve">Document Date: October 22, 2026 · Applies to PDF Forensics Suite v1.1.1, build 2026-10-22d</w:t>
       </w:r>
     </w:p>
     <w:p>
@@ -12849,7 +12849,7 @@
           <w:sz w:val="22"/>
           <w:szCs w:val="22"/>
         </w:rPr>
-        <w:t xml:space="preserve">Puts every date and time recorded in a document in order, including those in its earlier saved versions: when it was created and modified, when comments were added, when it was signed, and when any photos in it were taken. All times are converted to a single time zone, UTC, so they can be compared; the report says when a time had no time zone recorded and had to be assumed to be UTC. If everything is in a sensible order the document is marked CONSISTENT. If not, it is marked INCONSISTENT and the times that do not fit are marked FLAGGED with an explanation, for example a document that claims to have been modified before it was created, or a later version that claims an earlier date than the version before it. A clock can simply be wrong, so a flag is a reason to look closer rather than proof of anything; equally, a tidy timeline does not prove a document is genuine.</w:t>
+        <w:t xml:space="preserve">Puts every date and time recorded in a document in order, including every earlier saved version, listed in full even where nothing changed: when it was created and modified, when comments were added, when it was signed, and when any photos in it were taken. All times are converted to a single time zone, UTC, so they can be compared; the report says when a time had no time zone recorded and had to be assumed to be UTC. Each earlier version also has its own section, so you can see where that version sits in the timeline. If everything is in a sensible order the document is marked CONSISTENT. If not, it is marked INCONSISTENT and the times that do not fit are marked FLAGGED with an explanation, for example a document that claims to have been modified before it was created, or a later version that claims an earlier date than the version before it. A clock can simply be wrong, so a flag is a reason to look closer rather than proof of anything; equally, a tidy timeline does not prove a document is genuine.</w:t>
       </w:r>
     </w:p>
     <w:p>
@@ -13094,6 +13094,31 @@
           <w:szCs w:val="22"/>
         </w:rPr>
         <w:t xml:space="preserve">At the end of every analysis the tool reports how every submitted file was handled: analysed, skipped because it is an identical copy of a file already analysed, failed (with the reason), or not found. The same summary is written to the session log and shown in the case index, so no submitted file goes unaccounted for.</w:t>
+      </w:r>
+    </w:p>
+    <w:p>
+      <w:pPr>
+        <w:pStyle w:val="Heading2"/>
+      </w:pPr>
+      <w:r>
+        <w:rPr>
+          <w:rFonts w:ascii="Arial" w:cs="Arial" w:eastAsia="Arial" w:hAnsi="Arial"/>
+        </w:rPr>
+        <w:t xml:space="preserve">3.5  The Timeline Analysis Spreadsheet</w:t>
+      </w:r>
+    </w:p>
+    <w:p>
+      <w:pPr>
+        <w:spacing w:after="80" w:before="80"/>
+      </w:pPr>
+      <w:r>
+        <w:rPr>
+          <w:rFonts w:ascii="Arial" w:cs="Arial" w:eastAsia="Arial" w:hAnsi="Arial"/>
+          <w:color w:val="000000"/>
+          <w:sz w:val="22"/>
+          <w:szCs w:val="22"/>
+        </w:rPr>
+        <w:t xml:space="preserve">The same timeline as an Excel spreadsheet, found under Spreadsheets in the case index. One sheet lists every date and time in order, with problems highlighted in red; a second sheet gives one line per document with its verdict and how many of its times were flagged. A note at the top of each sheet records that all times were converted to UTC.</w:t>
       </w:r>
     </w:p>
     <w:p>
@@ -13427,7 +13452,7 @@
         <w:sz w:val="16"/>
         <w:szCs w:val="16"/>
       </w:rPr>
-      <w:t xml:space="preserve">PDF Forensics Suite v1.1.0 — HTML Report Reference — Plain-Language Guide  </w:t>
+      <w:t xml:space="preserve">PDF Forensics Suite v1.1.1 — HTML Report Reference — Plain-Language Guide  </w:t>
     </w:r>
     <w:r>
       <w:rPr>
@@ -13515,7 +13540,7 @@
         <w:sz w:val="16"/>
         <w:szCs w:val="16"/>
       </w:rPr>
-      <w:t xml:space="preserve">PDF Forensics Suite v1.1.0 — HTML Report Reference — Plain-Language Guide</w:t>
+      <w:t xml:space="preserve">PDF Forensics Suite v1.1.1 — HTML Report Reference — Plain-Language Guide</w:t>
     </w:r>
   </w:p>
 </w:hdr>

--- a/Application/Documentation/02b_HTML_Reports_Broader.docx
+++ b/Application/Documentation/02b_HTML_Reports_Broader.docx
@@ -62,7 +62,7 @@
           <w:sz w:val="52"/>
           <w:szCs w:val="52"/>
         </w:rPr>
-        <w:t xml:space="preserve">PDF FORENSICS SUITE v1.1.1</w:t>
+        <w:t xml:space="preserve">PDF FORENSICS SUITE v1.1.2</w:t>
       </w:r>
     </w:p>
     <w:p>
@@ -111,7 +111,7 @@
           <w:sz w:val="22"/>
           <w:szCs w:val="22"/>
         </w:rPr>
-        <w:t xml:space="preserve">Document Date: October 22, 2026 · Applies to PDF Forensics Suite v1.1.1, build 2026-10-22d</w:t>
+        <w:t xml:space="preserve">Document Date: October 22, 2026 · Applies to PDF Forensics Suite v1.1.2, build 2026-10-22e</w:t>
       </w:r>
     </w:p>
     <w:p>
@@ -13452,7 +13452,7 @@
         <w:sz w:val="16"/>
         <w:szCs w:val="16"/>
       </w:rPr>
-      <w:t xml:space="preserve">PDF Forensics Suite v1.1.1 — HTML Report Reference — Plain-Language Guide  </w:t>
+      <w:t xml:space="preserve">PDF Forensics Suite v1.1.2 — HTML Report Reference — Plain-Language Guide  </w:t>
     </w:r>
     <w:r>
       <w:rPr>
@@ -13540,7 +13540,7 @@
         <w:sz w:val="16"/>
         <w:szCs w:val="16"/>
       </w:rPr>
-      <w:t xml:space="preserve">PDF Forensics Suite v1.1.1 — HTML Report Reference — Plain-Language Guide</w:t>
+      <w:t xml:space="preserve">PDF Forensics Suite v1.1.2 — HTML Report Reference — Plain-Language Guide</w:t>
     </w:r>
   </w:p>
 </w:hdr>

--- a/Application/Documentation/02b_HTML_Reports_Broader.docx
+++ b/Application/Documentation/02b_HTML_Reports_Broader.docx
@@ -62,7 +62,7 @@
           <w:sz w:val="52"/>
           <w:szCs w:val="52"/>
         </w:rPr>
-        <w:t xml:space="preserve">PDF FORENSICS SUITE v1.1.2</w:t>
+        <w:t xml:space="preserve">PDF FORENSICS SUITE v1.1.3</w:t>
       </w:r>
     </w:p>
     <w:p>
@@ -111,7 +111,7 @@
           <w:sz w:val="22"/>
           <w:szCs w:val="22"/>
         </w:rPr>
-        <w:t xml:space="preserve">Document Date: October 22, 2026 · Applies to PDF Forensics Suite v1.1.2, build 2026-10-22e</w:t>
+        <w:t xml:space="preserve">Document Date: October 22, 2026 · Applies to PDF Forensics Suite v1.1.3, build 2026-10-22f</w:t>
       </w:r>
     </w:p>
     <w:p>
@@ -13452,7 +13452,7 @@
         <w:sz w:val="16"/>
         <w:szCs w:val="16"/>
       </w:rPr>
-      <w:t xml:space="preserve">PDF Forensics Suite v1.1.2 — HTML Report Reference — Plain-Language Guide  </w:t>
+      <w:t xml:space="preserve">PDF Forensics Suite v1.1.3 — HTML Report Reference — Plain-Language Guide  </w:t>
     </w:r>
     <w:r>
       <w:rPr>
@@ -13540,7 +13540,7 @@
         <w:sz w:val="16"/>
         <w:szCs w:val="16"/>
       </w:rPr>
-      <w:t xml:space="preserve">PDF Forensics Suite v1.1.2 — HTML Report Reference — Plain-Language Guide</w:t>
+      <w:t xml:space="preserve">PDF Forensics Suite v1.1.3 — HTML Report Reference — Plain-Language Guide</w:t>
     </w:r>
   </w:p>
 </w:hdr>

--- a/Application/Documentation/02b_HTML_Reports_Broader.docx
+++ b/Application/Documentation/02b_HTML_Reports_Broader.docx
@@ -62,7 +62,7 @@
           <w:sz w:val="52"/>
           <w:szCs w:val="52"/>
         </w:rPr>
-        <w:t xml:space="preserve">PDF FORENSICS SUITE v1.1.3</w:t>
+        <w:t xml:space="preserve">PDF FORENSICS SUITE v1.1.4</w:t>
       </w:r>
     </w:p>
     <w:p>
@@ -111,7 +111,7 @@
           <w:sz w:val="22"/>
           <w:szCs w:val="22"/>
         </w:rPr>
-        <w:t xml:space="preserve">Document Date: October 22, 2026 · Applies to PDF Forensics Suite v1.1.3, build 2026-10-22f</w:t>
+        <w:t xml:space="preserve">Document Date: October 22, 2026 · Applies to PDF Forensics Suite v1.1.4, build 2026-10-22g</w:t>
       </w:r>
     </w:p>
     <w:p>
@@ -13452,7 +13452,7 @@
         <w:sz w:val="16"/>
         <w:szCs w:val="16"/>
       </w:rPr>
-      <w:t xml:space="preserve">PDF Forensics Suite v1.1.3 — HTML Report Reference — Plain-Language Guide  </w:t>
+      <w:t xml:space="preserve">PDF Forensics Suite v1.1.4 — HTML Report Reference — Plain-Language Guide  </w:t>
     </w:r>
     <w:r>
       <w:rPr>
@@ -13540,7 +13540,7 @@
         <w:sz w:val="16"/>
         <w:szCs w:val="16"/>
       </w:rPr>
-      <w:t xml:space="preserve">PDF Forensics Suite v1.1.3 — HTML Report Reference — Plain-Language Guide</w:t>
+      <w:t xml:space="preserve">PDF Forensics Suite v1.1.4 — HTML Report Reference — Plain-Language Guide</w:t>
     </w:r>
   </w:p>
 </w:hdr>
